--- a/deliverables/inland_transport_2026-10/docx/WHSOP_003_A01.docx
+++ b/deliverables/inland_transport_2026-10/docx/WHSOP_003_A01.docx
@@ -1064,7 +1064,7 @@
                 <w:color w:val="000000"/>
                 <w:sz w:val="24"/>
               </w:rPr>
-              <w:t>Клонови</w:t>
+              <w:t>Семе</w:t>
             </w:r>
             <w:r>
               <w:rPr>
@@ -1084,7 +1084,7 @@
                 <w:color w:val="000000"/>
                 <w:sz w:val="20"/>
               </w:rPr>
-              <w:t>Clones</w:t>
+              <w:t>Seeds</w:t>
             </w:r>
           </w:p>
         </w:tc>
@@ -1217,7 +1217,7 @@
                 <w:color w:val="000000"/>
                 <w:sz w:val="24"/>
               </w:rPr>
-              <w:t>Семе</w:t>
+              <w:t>Отпад</w:t>
             </w:r>
             <w:r>
               <w:rPr>
@@ -1237,7 +1237,7 @@
                 <w:color w:val="000000"/>
                 <w:sz w:val="20"/>
               </w:rPr>
-              <w:t>Seeds</w:t>
+              <w:t>Waste</w:t>
             </w:r>
           </w:p>
         </w:tc>
@@ -1285,7 +1285,7 @@
                 <w:color w:val="000000"/>
                 <w:sz w:val="24"/>
               </w:rPr>
-              <w:t>Мостри за КК</w:t>
+              <w:t>Клонови</w:t>
             </w:r>
             <w:r>
               <w:rPr>
@@ -1305,7 +1305,7 @@
                 <w:color w:val="000000"/>
                 <w:sz w:val="20"/>
               </w:rPr>
-              <w:t>QC samples</w:t>
+              <w:t>Clones</w:t>
             </w:r>
           </w:p>
         </w:tc>
@@ -1339,16 +1339,6 @@
               <w:jc w:val="center"/>
             </w:pPr>
             <w:r/>
-            <w:r>
-              <w:rPr>
-                <w:rFonts w:ascii="Calibri" w:hAnsi="Calibri"/>
-                <w:b w:val="0"/>
-                <w:i w:val="0"/>
-                <w:color w:val="000000"/>
-                <w:sz w:val="24"/>
-              </w:rPr>
-              <w:t>☐</w:t>
-            </w:r>
           </w:p>
         </w:tc>
         <w:tc>
@@ -1362,36 +1352,6 @@
               <w:jc w:val="center"/>
             </w:pPr>
             <w:r/>
-            <w:r>
-              <w:rPr>
-                <w:rFonts w:ascii="Calibri" w:hAnsi="Calibri"/>
-                <w:b w:val="0"/>
-                <w:i w:val="0"/>
-                <w:color w:val="000000"/>
-                <w:sz w:val="24"/>
-              </w:rPr>
-              <w:t>Отпад</w:t>
-            </w:r>
-            <w:r>
-              <w:rPr>
-                <w:rFonts w:ascii="Calibri" w:hAnsi="Calibri"/>
-                <w:b w:val="0"/>
-                <w:i w:val="0"/>
-                <w:color w:val="000000"/>
-                <w:sz w:val="20"/>
-              </w:rPr>
-              <w:t xml:space="preserve"> | </w:t>
-            </w:r>
-            <w:r>
-              <w:rPr>
-                <w:rFonts w:ascii="Calibri" w:hAnsi="Calibri"/>
-                <w:b w:val="0"/>
-                <w:i/>
-                <w:color w:val="000000"/>
-                <w:sz w:val="20"/>
-              </w:rPr>
-              <w:t>Waste</w:t>
-            </w:r>
           </w:p>
         </w:tc>
       </w:tr>
@@ -1413,11 +1373,11 @@
         </w:tblBorders>
       </w:tblPr>
       <w:tblGrid>
-        <w:gridCol w:w="1683"/>
-        <w:gridCol w:w="2221"/>
-        <w:gridCol w:w="1863"/>
-        <w:gridCol w:w="2611"/>
-        <w:gridCol w:w="2085"/>
+        <w:gridCol w:w="1708"/>
+        <w:gridCol w:w="1623"/>
+        <w:gridCol w:w="2067"/>
+        <w:gridCol w:w="2840"/>
+        <w:gridCol w:w="2226"/>
       </w:tblGrid>
       <w:tr>
         <w:trPr>
@@ -1427,7 +1387,7 @@
           <w:tcPr>
             <w:shd w:val="clear" w:color="auto" w:fill="2B547E"/>
             <w:vAlign w:val="center"/>
-            <w:tcW w:type="dxa" w:w="1683"/>
+            <w:tcW w:type="dxa" w:w="1708"/>
           </w:tcPr>
           <w:p>
             <w:pPr>
@@ -1451,7 +1411,7 @@
           <w:tcPr>
             <w:shd w:val="clear" w:color="auto" w:fill="2B547E"/>
             <w:vAlign w:val="center"/>
-            <w:tcW w:type="dxa" w:w="2221"/>
+            <w:tcW w:type="dxa" w:w="1623"/>
           </w:tcPr>
           <w:p>
             <w:pPr>
@@ -1467,7 +1427,7 @@
                 <w:color w:val="FFFFFF"/>
                 <w:sz w:val="18"/>
               </w:rPr>
-              <w:t>Серија / мостра</w:t>
+              <w:t>Серија</w:t>
             </w:r>
             <w:r>
               <w:rPr>
@@ -1487,7 +1447,7 @@
                 <w:color w:val="FFFFFF"/>
                 <w:sz w:val="14"/>
               </w:rPr>
-              <w:t>Batch / sample</w:t>
+              <w:t>Batch</w:t>
             </w:r>
           </w:p>
         </w:tc>
@@ -1495,7 +1455,7 @@
           <w:tcPr>
             <w:shd w:val="clear" w:color="auto" w:fill="2B547E"/>
             <w:vAlign w:val="center"/>
-            <w:tcW w:type="dxa" w:w="1863"/>
+            <w:tcW w:type="dxa" w:w="2067"/>
           </w:tcPr>
           <w:p>
             <w:pPr>
@@ -1539,7 +1499,7 @@
           <w:tcPr>
             <w:shd w:val="clear" w:color="auto" w:fill="2B547E"/>
             <w:vAlign w:val="center"/>
-            <w:tcW w:type="dxa" w:w="2611"/>
+            <w:tcW w:type="dxa" w:w="2840"/>
           </w:tcPr>
           <w:p>
             <w:pPr>
@@ -1583,7 +1543,7 @@
           <w:tcPr>
             <w:shd w:val="clear" w:color="auto" w:fill="2B547E"/>
             <w:vAlign w:val="center"/>
-            <w:tcW w:type="dxa" w:w="2085"/>
+            <w:tcW w:type="dxa" w:w="2226"/>
           </w:tcPr>
           <w:p>
             <w:pPr>
@@ -1629,7 +1589,7 @@
           <w:tcPr>
             <w:shd w:val="clear" w:color="auto" w:fill="F2F2F2"/>
             <w:vAlign w:val="center"/>
-            <w:tcW w:type="dxa" w:w="1683"/>
+            <w:tcW w:type="dxa" w:w="1708"/>
           </w:tcPr>
           <w:p>
             <w:pPr>
@@ -1652,46 +1612,46 @@
         <w:tc>
           <w:tcPr>
             <w:vAlign w:val="center"/>
-            <w:tcW w:type="dxa" w:w="2221"/>
-          </w:tcPr>
-          <w:p>
-            <w:pPr>
-              <w:spacing w:before="20" w:after="20"/>
-              <w:jc w:val="center"/>
-            </w:pPr>
-            <w:r/>
-          </w:p>
-        </w:tc>
-        <w:tc>
-          <w:tcPr>
-            <w:vAlign w:val="center"/>
-            <w:tcW w:type="dxa" w:w="1863"/>
-          </w:tcPr>
-          <w:p>
-            <w:pPr>
-              <w:spacing w:before="20" w:after="20"/>
-              <w:jc w:val="center"/>
-            </w:pPr>
-            <w:r/>
-          </w:p>
-        </w:tc>
-        <w:tc>
-          <w:tcPr>
-            <w:vAlign w:val="center"/>
-            <w:tcW w:type="dxa" w:w="2611"/>
-          </w:tcPr>
-          <w:p>
-            <w:pPr>
-              <w:spacing w:before="20" w:after="20"/>
-              <w:jc w:val="center"/>
-            </w:pPr>
-            <w:r/>
-          </w:p>
-        </w:tc>
-        <w:tc>
-          <w:tcPr>
-            <w:vAlign w:val="center"/>
-            <w:tcW w:type="dxa" w:w="2085"/>
+            <w:tcW w:type="dxa" w:w="1623"/>
+          </w:tcPr>
+          <w:p>
+            <w:pPr>
+              <w:spacing w:before="20" w:after="20"/>
+              <w:jc w:val="center"/>
+            </w:pPr>
+            <w:r/>
+          </w:p>
+        </w:tc>
+        <w:tc>
+          <w:tcPr>
+            <w:vAlign w:val="center"/>
+            <w:tcW w:type="dxa" w:w="2067"/>
+          </w:tcPr>
+          <w:p>
+            <w:pPr>
+              <w:spacing w:before="20" w:after="20"/>
+              <w:jc w:val="center"/>
+            </w:pPr>
+            <w:r/>
+          </w:p>
+        </w:tc>
+        <w:tc>
+          <w:tcPr>
+            <w:vAlign w:val="center"/>
+            <w:tcW w:type="dxa" w:w="2840"/>
+          </w:tcPr>
+          <w:p>
+            <w:pPr>
+              <w:spacing w:before="20" w:after="20"/>
+              <w:jc w:val="center"/>
+            </w:pPr>
+            <w:r/>
+          </w:p>
+        </w:tc>
+        <w:tc>
+          <w:tcPr>
+            <w:vAlign w:val="center"/>
+            <w:tcW w:type="dxa" w:w="2226"/>
           </w:tcPr>
           <w:p>
             <w:pPr>
@@ -1707,7 +1667,7 @@
           <w:tcPr>
             <w:shd w:val="clear" w:color="auto" w:fill="F2F2F2"/>
             <w:vAlign w:val="center"/>
-            <w:tcW w:type="dxa" w:w="1683"/>
+            <w:tcW w:type="dxa" w:w="1708"/>
           </w:tcPr>
           <w:p>
             <w:pPr>
@@ -1731,7 +1691,7 @@
           <w:tcPr>
             <w:shd w:val="clear" w:color="auto" w:fill="F7FAFC"/>
             <w:vAlign w:val="center"/>
-            <w:tcW w:type="dxa" w:w="2221"/>
+            <w:tcW w:type="dxa" w:w="1623"/>
           </w:tcPr>
           <w:p>
             <w:pPr>
@@ -1745,7 +1705,7 @@
           <w:tcPr>
             <w:shd w:val="clear" w:color="auto" w:fill="F7FAFC"/>
             <w:vAlign w:val="center"/>
-            <w:tcW w:type="dxa" w:w="1863"/>
+            <w:tcW w:type="dxa" w:w="2067"/>
           </w:tcPr>
           <w:p>
             <w:pPr>
@@ -1759,7 +1719,7 @@
           <w:tcPr>
             <w:shd w:val="clear" w:color="auto" w:fill="F7FAFC"/>
             <w:vAlign w:val="center"/>
-            <w:tcW w:type="dxa" w:w="2611"/>
+            <w:tcW w:type="dxa" w:w="2840"/>
           </w:tcPr>
           <w:p>
             <w:pPr>
@@ -1773,7 +1733,7 @@
           <w:tcPr>
             <w:shd w:val="clear" w:color="auto" w:fill="F7FAFC"/>
             <w:vAlign w:val="center"/>
-            <w:tcW w:type="dxa" w:w="2085"/>
+            <w:tcW w:type="dxa" w:w="2226"/>
           </w:tcPr>
           <w:p>
             <w:pPr>
@@ -1789,7 +1749,7 @@
           <w:tcPr>
             <w:shd w:val="clear" w:color="auto" w:fill="F2F2F2"/>
             <w:vAlign w:val="center"/>
-            <w:tcW w:type="dxa" w:w="1683"/>
+            <w:tcW w:type="dxa" w:w="1708"/>
           </w:tcPr>
           <w:p>
             <w:pPr>
@@ -1812,46 +1772,46 @@
         <w:tc>
           <w:tcPr>
             <w:vAlign w:val="center"/>
-            <w:tcW w:type="dxa" w:w="2221"/>
-          </w:tcPr>
-          <w:p>
-            <w:pPr>
-              <w:spacing w:before="20" w:after="20"/>
-              <w:jc w:val="center"/>
-            </w:pPr>
-            <w:r/>
-          </w:p>
-        </w:tc>
-        <w:tc>
-          <w:tcPr>
-            <w:vAlign w:val="center"/>
-            <w:tcW w:type="dxa" w:w="1863"/>
-          </w:tcPr>
-          <w:p>
-            <w:pPr>
-              <w:spacing w:before="20" w:after="20"/>
-              <w:jc w:val="center"/>
-            </w:pPr>
-            <w:r/>
-          </w:p>
-        </w:tc>
-        <w:tc>
-          <w:tcPr>
-            <w:vAlign w:val="center"/>
-            <w:tcW w:type="dxa" w:w="2611"/>
-          </w:tcPr>
-          <w:p>
-            <w:pPr>
-              <w:spacing w:before="20" w:after="20"/>
-              <w:jc w:val="center"/>
-            </w:pPr>
-            <w:r/>
-          </w:p>
-        </w:tc>
-        <w:tc>
-          <w:tcPr>
-            <w:vAlign w:val="center"/>
-            <w:tcW w:type="dxa" w:w="2085"/>
+            <w:tcW w:type="dxa" w:w="1623"/>
+          </w:tcPr>
+          <w:p>
+            <w:pPr>
+              <w:spacing w:before="20" w:after="20"/>
+              <w:jc w:val="center"/>
+            </w:pPr>
+            <w:r/>
+          </w:p>
+        </w:tc>
+        <w:tc>
+          <w:tcPr>
+            <w:vAlign w:val="center"/>
+            <w:tcW w:type="dxa" w:w="2067"/>
+          </w:tcPr>
+          <w:p>
+            <w:pPr>
+              <w:spacing w:before="20" w:after="20"/>
+              <w:jc w:val="center"/>
+            </w:pPr>
+            <w:r/>
+          </w:p>
+        </w:tc>
+        <w:tc>
+          <w:tcPr>
+            <w:vAlign w:val="center"/>
+            <w:tcW w:type="dxa" w:w="2840"/>
+          </w:tcPr>
+          <w:p>
+            <w:pPr>
+              <w:spacing w:before="20" w:after="20"/>
+              <w:jc w:val="center"/>
+            </w:pPr>
+            <w:r/>
+          </w:p>
+        </w:tc>
+        <w:tc>
+          <w:tcPr>
+            <w:vAlign w:val="center"/>
+            <w:tcW w:type="dxa" w:w="2226"/>
           </w:tcPr>
           <w:p>
             <w:pPr>
@@ -1867,7 +1827,7 @@
           <w:tcPr>
             <w:shd w:val="clear" w:color="auto" w:fill="F2F2F2"/>
             <w:vAlign w:val="center"/>
-            <w:tcW w:type="dxa" w:w="1683"/>
+            <w:tcW w:type="dxa" w:w="1708"/>
           </w:tcPr>
           <w:p>
             <w:pPr>
@@ -1911,7 +1871,7 @@
           <w:tcPr>
             <w:shd w:val="clear" w:color="auto" w:fill="F7FAFC"/>
             <w:vAlign w:val="center"/>
-            <w:tcW w:type="dxa" w:w="2221"/>
+            <w:tcW w:type="dxa" w:w="1623"/>
           </w:tcPr>
           <w:p>
             <w:pPr>
@@ -1925,7 +1885,7 @@
           <w:tcPr>
             <w:shd w:val="clear" w:color="auto" w:fill="F7FAFC"/>
             <w:vAlign w:val="center"/>
-            <w:tcW w:type="dxa" w:w="1863"/>
+            <w:tcW w:type="dxa" w:w="2067"/>
           </w:tcPr>
           <w:p>
             <w:pPr>
@@ -1939,7 +1899,7 @@
           <w:tcPr>
             <w:shd w:val="clear" w:color="auto" w:fill="F7FAFC"/>
             <w:vAlign w:val="center"/>
-            <w:tcW w:type="dxa" w:w="2611"/>
+            <w:tcW w:type="dxa" w:w="2840"/>
           </w:tcPr>
           <w:p>
             <w:pPr>
@@ -1953,7 +1913,7 @@
           <w:tcPr>
             <w:shd w:val="clear" w:color="auto" w:fill="F7FAFC"/>
             <w:vAlign w:val="center"/>
-            <w:tcW w:type="dxa" w:w="2085"/>
+            <w:tcW w:type="dxa" w:w="2226"/>
           </w:tcPr>
           <w:p>
             <w:pPr>
@@ -3431,7 +3391,7 @@
                 <w:color w:val="000000"/>
                 <w:sz w:val="18"/>
               </w:rPr>
-              <w:t>Губење/замена на мостра</w:t>
+              <w:t>Губење/замена на материјал</w:t>
             </w:r>
             <w:r>
               <w:rPr>
@@ -3451,7 +3411,7 @@
                 <w:color w:val="000000"/>
                 <w:sz w:val="14"/>
               </w:rPr>
-              <w:t>Sample loss/mix-up</w:t>
+              <w:t>Material loss/mix-up</w:t>
             </w:r>
           </w:p>
         </w:tc>

--- a/deliverables/inland_transport_2026-10/docx/WHSOP_003_A01.docx
+++ b/deliverables/inland_transport_2026-10/docx/WHSOP_003_A01.docx
@@ -96,72 +96,56 @@
         <w:t xml:space="preserve">   —   Верзија | Version: DRAFT   ·   Датум на важност | Effective date: —</w:t>
       </w:r>
     </w:p>
-    <w:tbl>
-      <w:tblPr>
-        <w:tblLook w:firstColumn="1" w:firstRow="1" w:lastColumn="0" w:lastRow="0" w:noHBand="0" w:noVBand="1" w:val="04A0"/>
-        <w:tblLayout w:type="fixed"/>
-        <w:tblW w:type="dxa" w:w="10466"/>
-        <w:tblInd w:type="dxa" w:w="0"/>
+    <w:p>
+      <w:pPr>
+        <w:spacing w:before="0" w:after="0"/>
         <w:jc w:val="center"/>
-        <w:tblBorders>
-          <w:top w:val="single" w:sz="4" w:space="0" w:color="2B547E"/>
-          <w:left w:val="single" w:sz="4" w:space="0" w:color="2B547E"/>
-          <w:bottom w:val="single" w:sz="4" w:space="0" w:color="2B547E"/>
-          <w:right w:val="single" w:sz="4" w:space="0" w:color="2B547E"/>
-          <w:insideH w:val="single" w:sz="4" w:space="0" w:color="2B547E"/>
-          <w:insideV w:val="single" w:sz="4" w:space="0" w:color="2B547E"/>
-        </w:tblBorders>
-      </w:tblPr>
-      <w:tblGrid>
-        <w:gridCol w:w="10466"/>
-      </w:tblGrid>
-      <w:tr>
-        <w:tc>
-          <w:tcPr>
-            <w:shd w:val="clear" w:color="auto" w:fill="2B547E"/>
-            <w:vAlign w:val="center"/>
-            <w:tcW w:type="dxa" w:w="10466"/>
-          </w:tcPr>
-          <w:p>
-            <w:pPr>
-              <w:spacing w:before="20" w:after="20"/>
-              <w:jc w:val="center"/>
-            </w:pPr>
-            <w:r/>
-            <w:r>
-              <w:rPr>
-                <w:rFonts w:ascii="Calibri" w:hAnsi="Calibri"/>
-                <w:b/>
-                <w:i w:val="0"/>
-                <w:color w:val="FFFFFF"/>
-                <w:sz w:val="22"/>
-              </w:rPr>
-              <w:t>1 Идентификација на транспортот</w:t>
-            </w:r>
-            <w:r>
-              <w:rPr>
-                <w:rFonts w:ascii="Calibri" w:hAnsi="Calibri"/>
-                <w:b w:val="0"/>
-                <w:i w:val="0"/>
-                <w:color w:val="FFFFFF"/>
-                <w:sz w:val="18"/>
-              </w:rPr>
-              <w:t xml:space="preserve"> | </w:t>
-            </w:r>
-            <w:r>
-              <w:rPr>
-                <w:rFonts w:ascii="Calibri" w:hAnsi="Calibri"/>
-                <w:b w:val="0"/>
-                <w:i w:val="0"/>
-                <w:color w:val="FFFFFF"/>
-                <w:sz w:val="18"/>
-              </w:rPr>
-              <w:t>Transport identification</w:t>
-            </w:r>
-          </w:p>
-        </w:tc>
-      </w:tr>
-    </w:tbl>
+        <w:keepNext/>
+        <w:pBdr>
+          <w:top w:val="single" w:sz="4" w:space="2" w:color="2B547E"/>
+          <w:left w:val="single" w:sz="4" w:space="4" w:color="2B547E"/>
+          <w:bottom w:val="single" w:sz="4" w:space="2" w:color="2B547E"/>
+          <w:right w:val="single" w:sz="4" w:space="4" w:color="2B547E"/>
+        </w:pBdr>
+        <w:shd w:val="clear" w:color="auto" w:fill="2B547E"/>
+      </w:pPr>
+      <w:r>
+        <w:rPr>
+          <w:rFonts w:ascii="Calibri" w:hAnsi="Calibri"/>
+          <w:b/>
+          <w:i w:val="0"/>
+          <w:color w:val="FFFFFF"/>
+          <w:sz w:val="22"/>
+        </w:rPr>
+        <w:t>1 Идентификација на транспортот</w:t>
+      </w:r>
+      <w:r>
+        <w:rPr>
+          <w:rFonts w:ascii="Calibri" w:hAnsi="Calibri"/>
+          <w:b w:val="0"/>
+          <w:i w:val="0"/>
+          <w:color w:val="FFFFFF"/>
+          <w:sz w:val="18"/>
+        </w:rPr>
+        <w:t xml:space="preserve"> | </w:t>
+      </w:r>
+      <w:r>
+        <w:rPr>
+          <w:rFonts w:ascii="Calibri" w:hAnsi="Calibri"/>
+          <w:b w:val="0"/>
+          <w:i w:val="0"/>
+          <w:color w:val="FFFFFF"/>
+          <w:sz w:val="18"/>
+        </w:rPr>
+        <w:t>Transport identification</w:t>
+      </w:r>
+    </w:p>
+    <w:p>
+      <w:pPr>
+        <w:keepNext/>
+        <w:spacing w:before="0" w:after="0" w:lineRule="exact" w:line="40"/>
+      </w:pPr>
+    </w:p>
     <w:tbl>
       <w:tblPr>
         <w:jc w:val="center"/>
@@ -185,6 +169,9 @@
         <w:gridCol w:w="3396"/>
       </w:tblGrid>
       <w:tr>
+        <w:trPr>
+          <w:cantSplit/>
+        </w:trPr>
         <w:tc>
           <w:tcPr>
             <w:shd w:val="clear" w:color="auto" w:fill="F2F2F2"/>
@@ -193,6 +180,7 @@
           </w:tcPr>
           <w:p>
             <w:pPr>
+              <w:keepNext/>
               <w:spacing w:before="20" w:after="20"/>
               <w:jc w:val="left"/>
             </w:pPr>
@@ -216,6 +204,7 @@
           </w:tcPr>
           <w:p>
             <w:pPr>
+              <w:keepNext/>
               <w:spacing w:before="20" w:after="20"/>
               <w:jc w:val="center"/>
             </w:pPr>
@@ -240,6 +229,7 @@
           </w:tcPr>
           <w:p>
             <w:pPr>
+              <w:keepNext/>
               <w:spacing w:before="20" w:after="20"/>
               <w:jc w:val="left"/>
             </w:pPr>
@@ -283,6 +273,7 @@
           </w:tcPr>
           <w:p>
             <w:pPr>
+              <w:keepNext/>
               <w:spacing w:before="20" w:after="20"/>
               <w:jc w:val="center"/>
             </w:pPr>
@@ -314,6 +305,9 @@
         <w:gridCol w:w="2738"/>
       </w:tblGrid>
       <w:tr>
+        <w:trPr>
+          <w:cantSplit/>
+        </w:trPr>
         <w:tc>
           <w:tcPr>
             <w:shd w:val="clear" w:color="auto" w:fill="F2F2F2"/>
@@ -322,6 +316,7 @@
           </w:tcPr>
           <w:p>
             <w:pPr>
+              <w:keepNext/>
               <w:spacing w:before="20" w:after="20"/>
               <w:jc w:val="left"/>
             </w:pPr>
@@ -365,6 +360,7 @@
           </w:tcPr>
           <w:p>
             <w:pPr>
+              <w:keepNext/>
               <w:spacing w:before="20" w:after="20"/>
               <w:jc w:val="center"/>
             </w:pPr>
@@ -379,6 +375,7 @@
           </w:tcPr>
           <w:p>
             <w:pPr>
+              <w:keepNext/>
               <w:spacing w:before="20" w:after="20"/>
               <w:jc w:val="left"/>
             </w:pPr>
@@ -422,6 +419,7 @@
           </w:tcPr>
           <w:p>
             <w:pPr>
+              <w:keepNext/>
               <w:spacing w:before="20" w:after="20"/>
               <w:jc w:val="center"/>
             </w:pPr>
@@ -453,6 +451,9 @@
         <w:gridCol w:w="3056"/>
       </w:tblGrid>
       <w:tr>
+        <w:trPr>
+          <w:cantSplit/>
+        </w:trPr>
         <w:tc>
           <w:tcPr>
             <w:shd w:val="clear" w:color="auto" w:fill="F2F2F2"/>
@@ -461,6 +462,7 @@
           </w:tcPr>
           <w:p>
             <w:pPr>
+              <w:keepNext/>
               <w:spacing w:before="20" w:after="20"/>
               <w:jc w:val="left"/>
             </w:pPr>
@@ -504,6 +506,7 @@
           </w:tcPr>
           <w:p>
             <w:pPr>
+              <w:keepNext/>
               <w:spacing w:before="20" w:after="20"/>
               <w:jc w:val="center"/>
             </w:pPr>
@@ -518,6 +521,7 @@
           </w:tcPr>
           <w:p>
             <w:pPr>
+              <w:keepNext/>
               <w:spacing w:before="20" w:after="20"/>
               <w:jc w:val="left"/>
             </w:pPr>
@@ -561,6 +565,7 @@
           </w:tcPr>
           <w:p>
             <w:pPr>
+              <w:keepNext/>
               <w:spacing w:before="20" w:after="20"/>
               <w:jc w:val="center"/>
             </w:pPr>
@@ -592,6 +597,9 @@
         <w:gridCol w:w="2239"/>
       </w:tblGrid>
       <w:tr>
+        <w:trPr>
+          <w:cantSplit/>
+        </w:trPr>
         <w:tc>
           <w:tcPr>
             <w:shd w:val="clear" w:color="auto" w:fill="F2F2F2"/>
@@ -600,6 +608,7 @@
           </w:tcPr>
           <w:p>
             <w:pPr>
+              <w:keepNext/>
               <w:spacing w:before="20" w:after="20"/>
               <w:jc w:val="left"/>
             </w:pPr>
@@ -643,6 +652,7 @@
           </w:tcPr>
           <w:p>
             <w:pPr>
+              <w:keepNext/>
               <w:spacing w:before="20" w:after="20"/>
               <w:jc w:val="center"/>
             </w:pPr>
@@ -657,6 +667,7 @@
           </w:tcPr>
           <w:p>
             <w:pPr>
+              <w:keepNext/>
               <w:spacing w:before="20" w:after="20"/>
               <w:jc w:val="left"/>
             </w:pPr>
@@ -700,6 +711,7 @@
           </w:tcPr>
           <w:p>
             <w:pPr>
+              <w:keepNext/>
               <w:spacing w:before="20" w:after="20"/>
               <w:jc w:val="center"/>
             </w:pPr>
@@ -731,6 +743,9 @@
         <w:gridCol w:w="2398"/>
       </w:tblGrid>
       <w:tr>
+        <w:trPr>
+          <w:cantSplit/>
+        </w:trPr>
         <w:tc>
           <w:tcPr>
             <w:shd w:val="clear" w:color="auto" w:fill="F2F2F2"/>
@@ -847,72 +862,62 @@
         </w:tc>
       </w:tr>
     </w:tbl>
-    <w:tbl>
-      <w:tblPr>
-        <w:tblLook w:firstColumn="1" w:firstRow="1" w:lastColumn="0" w:lastRow="0" w:noHBand="0" w:noVBand="1" w:val="04A0"/>
-        <w:tblLayout w:type="fixed"/>
-        <w:tblW w:type="dxa" w:w="10466"/>
-        <w:tblInd w:type="dxa" w:w="0"/>
+    <w:p>
+      <w:pPr>
+        <w:keepNext/>
+        <w:spacing w:before="0" w:after="0" w:lineRule="exact" w:line="240"/>
+      </w:pPr>
+    </w:p>
+    <w:p>
+      <w:pPr>
+        <w:spacing w:before="0" w:after="0"/>
         <w:jc w:val="center"/>
-        <w:tblBorders>
-          <w:top w:val="single" w:sz="4" w:space="0" w:color="2B547E"/>
-          <w:left w:val="single" w:sz="4" w:space="0" w:color="2B547E"/>
-          <w:bottom w:val="single" w:sz="4" w:space="0" w:color="2B547E"/>
-          <w:right w:val="single" w:sz="4" w:space="0" w:color="2B547E"/>
-          <w:insideH w:val="single" w:sz="4" w:space="0" w:color="2B547E"/>
-          <w:insideV w:val="single" w:sz="4" w:space="0" w:color="2B547E"/>
-        </w:tblBorders>
-      </w:tblPr>
-      <w:tblGrid>
-        <w:gridCol w:w="10466"/>
-      </w:tblGrid>
-      <w:tr>
-        <w:tc>
-          <w:tcPr>
-            <w:shd w:val="clear" w:color="auto" w:fill="2B547E"/>
-            <w:vAlign w:val="center"/>
-            <w:tcW w:type="dxa" w:w="10466"/>
-          </w:tcPr>
-          <w:p>
-            <w:pPr>
-              <w:spacing w:before="20" w:after="20"/>
-              <w:jc w:val="center"/>
-            </w:pPr>
-            <w:r/>
-            <w:r>
-              <w:rPr>
-                <w:rFonts w:ascii="Calibri" w:hAnsi="Calibri"/>
-                <w:b/>
-                <w:i w:val="0"/>
-                <w:color w:val="FFFFFF"/>
-                <w:sz w:val="22"/>
-              </w:rPr>
-              <w:t>2 Материјал</w:t>
-            </w:r>
-            <w:r>
-              <w:rPr>
-                <w:rFonts w:ascii="Calibri" w:hAnsi="Calibri"/>
-                <w:b w:val="0"/>
-                <w:i w:val="0"/>
-                <w:color w:val="FFFFFF"/>
-                <w:sz w:val="18"/>
-              </w:rPr>
-              <w:t xml:space="preserve"> | </w:t>
-            </w:r>
-            <w:r>
-              <w:rPr>
-                <w:rFonts w:ascii="Calibri" w:hAnsi="Calibri"/>
-                <w:b w:val="0"/>
-                <w:i w:val="0"/>
-                <w:color w:val="FFFFFF"/>
-                <w:sz w:val="18"/>
-              </w:rPr>
-              <w:t>Material</w:t>
-            </w:r>
-          </w:p>
-        </w:tc>
-      </w:tr>
-    </w:tbl>
+        <w:keepNext/>
+        <w:pBdr>
+          <w:top w:val="single" w:sz="4" w:space="2" w:color="2B547E"/>
+          <w:left w:val="single" w:sz="4" w:space="4" w:color="2B547E"/>
+          <w:bottom w:val="single" w:sz="4" w:space="2" w:color="2B547E"/>
+          <w:right w:val="single" w:sz="4" w:space="4" w:color="2B547E"/>
+        </w:pBdr>
+        <w:shd w:val="clear" w:color="auto" w:fill="2B547E"/>
+      </w:pPr>
+      <w:r>
+        <w:rPr>
+          <w:rFonts w:ascii="Calibri" w:hAnsi="Calibri"/>
+          <w:b/>
+          <w:i w:val="0"/>
+          <w:color w:val="FFFFFF"/>
+          <w:sz w:val="22"/>
+        </w:rPr>
+        <w:t>2 Материјал</w:t>
+      </w:r>
+      <w:r>
+        <w:rPr>
+          <w:rFonts w:ascii="Calibri" w:hAnsi="Calibri"/>
+          <w:b w:val="0"/>
+          <w:i w:val="0"/>
+          <w:color w:val="FFFFFF"/>
+          <w:sz w:val="18"/>
+        </w:rPr>
+        <w:t xml:space="preserve"> | </w:t>
+      </w:r>
+      <w:r>
+        <w:rPr>
+          <w:rFonts w:ascii="Calibri" w:hAnsi="Calibri"/>
+          <w:b w:val="0"/>
+          <w:i w:val="0"/>
+          <w:color w:val="FFFFFF"/>
+          <w:sz w:val="18"/>
+        </w:rPr>
+        <w:t>Material</w:t>
+      </w:r>
+    </w:p>
+    <w:p>
+      <w:pPr>
+        <w:keepNext/>
+        <w:spacing w:before="0" w:after="0" w:lineRule="exact" w:line="40"/>
+      </w:pPr>
+    </w:p>
     <w:tbl>
       <w:tblPr>
         <w:jc w:val="center"/>
@@ -1356,6 +1361,12 @@
         </w:tc>
       </w:tr>
     </w:tbl>
+    <w:p>
+      <w:pPr>
+        <w:keepNext/>
+        <w:spacing w:before="0" w:after="0" w:lineRule="exact" w:line="120"/>
+      </w:pPr>
+    </w:p>
     <w:tbl>
       <w:tblPr>
         <w:tblLook w:firstColumn="1" w:firstRow="1" w:lastColumn="0" w:lastRow="0" w:noHBand="0" w:noVBand="1" w:val="04A0"/>
@@ -1382,6 +1393,7 @@
       <w:tr>
         <w:trPr>
           <w:tblHeader w:val="true"/>
+          <w:cantSplit/>
         </w:trPr>
         <w:tc>
           <w:tcPr>
@@ -1391,6 +1403,7 @@
           </w:tcPr>
           <w:p>
             <w:pPr>
+              <w:keepNext/>
               <w:spacing w:before="20" w:after="20"/>
               <w:jc w:val="center"/>
             </w:pPr>
@@ -1415,6 +1428,7 @@
           </w:tcPr>
           <w:p>
             <w:pPr>
+              <w:keepNext/>
               <w:spacing w:before="20" w:after="20"/>
               <w:jc w:val="center"/>
             </w:pPr>
@@ -1459,6 +1473,7 @@
           </w:tcPr>
           <w:p>
             <w:pPr>
+              <w:keepNext/>
               <w:spacing w:before="20" w:after="20"/>
               <w:jc w:val="center"/>
             </w:pPr>
@@ -1503,6 +1518,7 @@
           </w:tcPr>
           <w:p>
             <w:pPr>
+              <w:keepNext/>
               <w:spacing w:before="20" w:after="20"/>
               <w:jc w:val="center"/>
             </w:pPr>
@@ -1547,6 +1563,7 @@
           </w:tcPr>
           <w:p>
             <w:pPr>
+              <w:keepNext/>
               <w:spacing w:before="20" w:after="20"/>
               <w:jc w:val="center"/>
             </w:pPr>
@@ -1585,6 +1602,9 @@
         </w:tc>
       </w:tr>
       <w:tr>
+        <w:trPr>
+          <w:cantSplit/>
+        </w:trPr>
         <w:tc>
           <w:tcPr>
             <w:shd w:val="clear" w:color="auto" w:fill="F2F2F2"/>
@@ -1593,6 +1613,7 @@
           </w:tcPr>
           <w:p>
             <w:pPr>
+              <w:keepNext/>
               <w:spacing w:before="20" w:after="20"/>
               <w:jc w:val="center"/>
             </w:pPr>
@@ -1616,6 +1637,7 @@
           </w:tcPr>
           <w:p>
             <w:pPr>
+              <w:keepNext/>
               <w:spacing w:before="20" w:after="20"/>
               <w:jc w:val="center"/>
             </w:pPr>
@@ -1629,6 +1651,7 @@
           </w:tcPr>
           <w:p>
             <w:pPr>
+              <w:keepNext/>
               <w:spacing w:before="20" w:after="20"/>
               <w:jc w:val="center"/>
             </w:pPr>
@@ -1642,6 +1665,7 @@
           </w:tcPr>
           <w:p>
             <w:pPr>
+              <w:keepNext/>
               <w:spacing w:before="20" w:after="20"/>
               <w:jc w:val="center"/>
             </w:pPr>
@@ -1655,6 +1679,7 @@
           </w:tcPr>
           <w:p>
             <w:pPr>
+              <w:keepNext/>
               <w:spacing w:before="20" w:after="20"/>
               <w:jc w:val="center"/>
             </w:pPr>
@@ -1663,6 +1688,9 @@
         </w:tc>
       </w:tr>
       <w:tr>
+        <w:trPr>
+          <w:cantSplit/>
+        </w:trPr>
         <w:tc>
           <w:tcPr>
             <w:shd w:val="clear" w:color="auto" w:fill="F2F2F2"/>
@@ -1671,6 +1699,7 @@
           </w:tcPr>
           <w:p>
             <w:pPr>
+              <w:keepNext/>
               <w:spacing w:before="20" w:after="20"/>
               <w:jc w:val="center"/>
             </w:pPr>
@@ -1695,6 +1724,7 @@
           </w:tcPr>
           <w:p>
             <w:pPr>
+              <w:keepNext/>
               <w:spacing w:before="20" w:after="20"/>
               <w:jc w:val="center"/>
             </w:pPr>
@@ -1709,6 +1739,7 @@
           </w:tcPr>
           <w:p>
             <w:pPr>
+              <w:keepNext/>
               <w:spacing w:before="20" w:after="20"/>
               <w:jc w:val="center"/>
             </w:pPr>
@@ -1723,6 +1754,7 @@
           </w:tcPr>
           <w:p>
             <w:pPr>
+              <w:keepNext/>
               <w:spacing w:before="20" w:after="20"/>
               <w:jc w:val="center"/>
             </w:pPr>
@@ -1737,6 +1769,7 @@
           </w:tcPr>
           <w:p>
             <w:pPr>
+              <w:keepNext/>
               <w:spacing w:before="20" w:after="20"/>
               <w:jc w:val="center"/>
             </w:pPr>
@@ -1745,6 +1778,9 @@
         </w:tc>
       </w:tr>
       <w:tr>
+        <w:trPr>
+          <w:cantSplit/>
+        </w:trPr>
         <w:tc>
           <w:tcPr>
             <w:shd w:val="clear" w:color="auto" w:fill="F2F2F2"/>
@@ -1753,6 +1789,7 @@
           </w:tcPr>
           <w:p>
             <w:pPr>
+              <w:keepNext/>
               <w:spacing w:before="20" w:after="20"/>
               <w:jc w:val="center"/>
             </w:pPr>
@@ -1776,6 +1813,7 @@
           </w:tcPr>
           <w:p>
             <w:pPr>
+              <w:keepNext/>
               <w:spacing w:before="20" w:after="20"/>
               <w:jc w:val="center"/>
             </w:pPr>
@@ -1789,6 +1827,7 @@
           </w:tcPr>
           <w:p>
             <w:pPr>
+              <w:keepNext/>
               <w:spacing w:before="20" w:after="20"/>
               <w:jc w:val="center"/>
             </w:pPr>
@@ -1802,6 +1841,7 @@
           </w:tcPr>
           <w:p>
             <w:pPr>
+              <w:keepNext/>
               <w:spacing w:before="20" w:after="20"/>
               <w:jc w:val="center"/>
             </w:pPr>
@@ -1815,6 +1855,7 @@
           </w:tcPr>
           <w:p>
             <w:pPr>
+              <w:keepNext/>
               <w:spacing w:before="20" w:after="20"/>
               <w:jc w:val="center"/>
             </w:pPr>
@@ -1823,6 +1864,9 @@
         </w:tc>
       </w:tr>
       <w:tr>
+        <w:trPr>
+          <w:cantSplit/>
+        </w:trPr>
         <w:tc>
           <w:tcPr>
             <w:shd w:val="clear" w:color="auto" w:fill="F2F2F2"/>
@@ -1921,78 +1965,63 @@
               <w:jc w:val="center"/>
             </w:pPr>
             <w:r/>
-          </w:p>
-        </w:tc>
-      </w:tr>
-    </w:tbl>
-    <w:tbl>
-      <w:tblPr>
-        <w:tblLook w:firstColumn="1" w:firstRow="1" w:lastColumn="0" w:lastRow="0" w:noHBand="0" w:noVBand="1" w:val="04A0"/>
-        <w:tblLayout w:type="fixed"/>
-        <w:tblW w:type="dxa" w:w="10466"/>
-        <w:tblInd w:type="dxa" w:w="0"/>
-        <w:jc w:val="center"/>
-        <w:tblBorders>
-          <w:top w:val="single" w:sz="4" w:space="0" w:color="2B547E"/>
-          <w:left w:val="single" w:sz="4" w:space="0" w:color="2B547E"/>
-          <w:bottom w:val="single" w:sz="4" w:space="0" w:color="2B547E"/>
-          <w:right w:val="single" w:sz="4" w:space="0" w:color="2B547E"/>
-          <w:insideH w:val="single" w:sz="4" w:space="0" w:color="2B547E"/>
-          <w:insideV w:val="single" w:sz="4" w:space="0" w:color="2B547E"/>
-        </w:tblBorders>
-      </w:tblPr>
-      <w:tblGrid>
-        <w:gridCol w:w="10466"/>
-      </w:tblGrid>
-      <w:tr>
-        <w:tc>
-          <w:tcPr>
-            <w:shd w:val="clear" w:color="auto" w:fill="2B547E"/>
-            <w:vAlign w:val="center"/>
-            <w:tcW w:type="dxa" w:w="10466"/>
-          </w:tcPr>
-          <w:p>
-            <w:pPr>
-              <w:spacing w:before="20" w:after="20"/>
-              <w:jc w:val="center"/>
-            </w:pPr>
-            <w:r/>
-            <w:r>
-              <w:rPr>
-                <w:rFonts w:ascii="Calibri" w:hAnsi="Calibri"/>
-                <w:b/>
-                <w:i w:val="0"/>
-                <w:color w:val="FFFFFF"/>
-                <w:sz w:val="22"/>
-              </w:rPr>
-              <w:t>3 Оценка на ризик (ICH Q9)</w:t>
-            </w:r>
-            <w:r>
-              <w:rPr>
-                <w:rFonts w:ascii="Calibri" w:hAnsi="Calibri"/>
-                <w:b w:val="0"/>
-                <w:i w:val="0"/>
-                <w:color w:val="FFFFFF"/>
-                <w:sz w:val="18"/>
-              </w:rPr>
-              <w:t xml:space="preserve"> | </w:t>
-            </w:r>
-            <w:r>
-              <w:rPr>
-                <w:rFonts w:ascii="Calibri" w:hAnsi="Calibri"/>
-                <w:b w:val="0"/>
-                <w:i w:val="0"/>
-                <w:color w:val="FFFFFF"/>
-                <w:sz w:val="18"/>
-              </w:rPr>
-              <w:t>Risk evaluation (ICH Q9)</w:t>
-            </w:r>
           </w:p>
         </w:tc>
       </w:tr>
     </w:tbl>
     <w:p>
       <w:pPr>
+        <w:keepNext/>
+        <w:spacing w:before="0" w:after="0" w:lineRule="exact" w:line="240"/>
+      </w:pPr>
+    </w:p>
+    <w:p>
+      <w:pPr>
+        <w:spacing w:before="0" w:after="0"/>
+        <w:jc w:val="center"/>
+        <w:keepNext/>
+        <w:pBdr>
+          <w:top w:val="single" w:sz="4" w:space="2" w:color="2B547E"/>
+          <w:left w:val="single" w:sz="4" w:space="4" w:color="2B547E"/>
+          <w:bottom w:val="single" w:sz="4" w:space="2" w:color="2B547E"/>
+          <w:right w:val="single" w:sz="4" w:space="4" w:color="2B547E"/>
+        </w:pBdr>
+        <w:shd w:val="clear" w:color="auto" w:fill="2B547E"/>
+      </w:pPr>
+      <w:r>
+        <w:rPr>
+          <w:rFonts w:ascii="Calibri" w:hAnsi="Calibri"/>
+          <w:b/>
+          <w:i w:val="0"/>
+          <w:color w:val="FFFFFF"/>
+          <w:sz w:val="22"/>
+        </w:rPr>
+        <w:t>3 Оценка на ризик (ICH Q9)</w:t>
+      </w:r>
+      <w:r>
+        <w:rPr>
+          <w:rFonts w:ascii="Calibri" w:hAnsi="Calibri"/>
+          <w:b w:val="0"/>
+          <w:i w:val="0"/>
+          <w:color w:val="FFFFFF"/>
+          <w:sz w:val="18"/>
+        </w:rPr>
+        <w:t xml:space="preserve"> | </w:t>
+      </w:r>
+      <w:r>
+        <w:rPr>
+          <w:rFonts w:ascii="Calibri" w:hAnsi="Calibri"/>
+          <w:b w:val="0"/>
+          <w:i w:val="0"/>
+          <w:color w:val="FFFFFF"/>
+          <w:sz w:val="18"/>
+        </w:rPr>
+        <w:t>Risk evaluation (ICH Q9)</w:t>
+      </w:r>
+    </w:p>
+    <w:p>
+      <w:pPr>
+        <w:keepNext/>
         <w:spacing w:before="0" w:after="0" w:line="250" w:lineRule="auto"/>
         <w:jc w:val="both"/>
       </w:pPr>
@@ -2027,6 +2056,12 @@
         <w:t>Each risk is scored for likelihood (L) and consequence (C) from 1 to 3; priority = L × C. Priority ≥ 6 requires an additional measure before approval; priority 9 requires QP approval.</w:t>
       </w:r>
     </w:p>
+    <w:p>
+      <w:pPr>
+        <w:keepNext/>
+        <w:spacing w:before="0" w:after="0" w:lineRule="exact" w:line="120"/>
+      </w:pPr>
+    </w:p>
     <w:tbl>
       <w:tblPr>
         <w:tblLook w:firstColumn="1" w:firstRow="1" w:lastColumn="0" w:lastRow="0" w:noHBand="0" w:noVBand="1" w:val="04A0"/>
@@ -2045,16 +2080,17 @@
       </w:tblPr>
       <w:tblGrid>
         <w:gridCol w:w="510"/>
-        <w:gridCol w:w="3367"/>
+        <w:gridCol w:w="3312"/>
         <w:gridCol w:w="510"/>
         <w:gridCol w:w="510"/>
-        <w:gridCol w:w="1053"/>
-        <w:gridCol w:w="3367"/>
-        <w:gridCol w:w="1146"/>
+        <w:gridCol w:w="1107"/>
+        <w:gridCol w:w="3312"/>
+        <w:gridCol w:w="1204"/>
       </w:tblGrid>
       <w:tr>
         <w:trPr>
           <w:tblHeader w:val="true"/>
+          <w:cantSplit/>
         </w:trPr>
         <w:tc>
           <w:tcPr>
@@ -2064,6 +2100,7 @@
           </w:tcPr>
           <w:p>
             <w:pPr>
+              <w:keepNext/>
               <w:spacing w:before="20" w:after="20"/>
               <w:jc w:val="center"/>
             </w:pPr>
@@ -2084,10 +2121,11 @@
           <w:tcPr>
             <w:shd w:val="clear" w:color="auto" w:fill="2B547E"/>
             <w:vAlign w:val="center"/>
-            <w:tcW w:type="dxa" w:w="3367"/>
-          </w:tcPr>
-          <w:p>
-            <w:pPr>
+            <w:tcW w:type="dxa" w:w="3312"/>
+          </w:tcPr>
+          <w:p>
+            <w:pPr>
+              <w:keepNext/>
               <w:spacing w:before="20" w:after="20"/>
               <w:jc w:val="center"/>
             </w:pPr>
@@ -2132,6 +2170,7 @@
           </w:tcPr>
           <w:p>
             <w:pPr>
+              <w:keepNext/>
               <w:spacing w:before="20" w:after="20"/>
               <w:jc w:val="center"/>
             </w:pPr>
@@ -2176,6 +2215,7 @@
           </w:tcPr>
           <w:p>
             <w:pPr>
+              <w:keepNext/>
               <w:spacing w:before="20" w:after="20"/>
               <w:jc w:val="center"/>
             </w:pPr>
@@ -2216,10 +2256,11 @@
           <w:tcPr>
             <w:shd w:val="clear" w:color="auto" w:fill="2B547E"/>
             <w:vAlign w:val="center"/>
-            <w:tcW w:type="dxa" w:w="1053"/>
-          </w:tcPr>
-          <w:p>
-            <w:pPr>
+            <w:tcW w:type="dxa" w:w="1107"/>
+          </w:tcPr>
+          <w:p>
+            <w:pPr>
+              <w:keepNext/>
               <w:spacing w:before="20" w:after="20"/>
               <w:jc w:val="center"/>
             </w:pPr>
@@ -2260,10 +2301,11 @@
           <w:tcPr>
             <w:shd w:val="clear" w:color="auto" w:fill="2B547E"/>
             <w:vAlign w:val="center"/>
-            <w:tcW w:type="dxa" w:w="3367"/>
-          </w:tcPr>
-          <w:p>
-            <w:pPr>
+            <w:tcW w:type="dxa" w:w="3312"/>
+          </w:tcPr>
+          <w:p>
+            <w:pPr>
+              <w:keepNext/>
               <w:spacing w:before="20" w:after="20"/>
               <w:jc w:val="center"/>
             </w:pPr>
@@ -2304,10 +2346,11 @@
           <w:tcPr>
             <w:shd w:val="clear" w:color="auto" w:fill="2B547E"/>
             <w:vAlign w:val="center"/>
-            <w:tcW w:type="dxa" w:w="1146"/>
-          </w:tcPr>
-          <w:p>
-            <w:pPr>
+            <w:tcW w:type="dxa" w:w="1204"/>
+          </w:tcPr>
+          <w:p>
+            <w:pPr>
+              <w:keepNext/>
               <w:spacing w:before="20" w:after="20"/>
               <w:jc w:val="center"/>
             </w:pPr>
@@ -2346,6 +2389,9 @@
         </w:tc>
       </w:tr>
       <w:tr>
+        <w:trPr>
+          <w:cantSplit/>
+        </w:trPr>
         <w:tc>
           <w:tcPr>
             <w:shd w:val="clear" w:color="auto" w:fill="F2F2F2"/>
@@ -2354,6 +2400,7 @@
           </w:tcPr>
           <w:p>
             <w:pPr>
+              <w:keepNext/>
               <w:spacing w:before="20" w:after="20"/>
               <w:jc w:val="center"/>
             </w:pPr>
@@ -2373,10 +2420,11 @@
         <w:tc>
           <w:tcPr>
             <w:vAlign w:val="center"/>
-            <w:tcW w:type="dxa" w:w="3367"/>
-          </w:tcPr>
-          <w:p>
-            <w:pPr>
+            <w:tcW w:type="dxa" w:w="3312"/>
+          </w:tcPr>
+          <w:p>
+            <w:pPr>
+              <w:keepNext/>
               <w:spacing w:before="20" w:after="20"/>
               <w:jc w:val="center"/>
             </w:pPr>
@@ -2420,6 +2468,7 @@
           </w:tcPr>
           <w:p>
             <w:pPr>
+              <w:keepNext/>
               <w:spacing w:before="20" w:after="20"/>
               <w:jc w:val="center"/>
             </w:pPr>
@@ -2433,32 +2482,35 @@
           </w:tcPr>
           <w:p>
             <w:pPr>
-              <w:spacing w:before="20" w:after="20"/>
-              <w:jc w:val="center"/>
-            </w:pPr>
-            <w:r/>
-          </w:p>
-        </w:tc>
-        <w:tc>
-          <w:tcPr>
-            <w:vAlign w:val="center"/>
-            <w:tcW w:type="dxa" w:w="1053"/>
-          </w:tcPr>
-          <w:p>
-            <w:pPr>
-              <w:spacing w:before="20" w:after="20"/>
-              <w:jc w:val="center"/>
-            </w:pPr>
-            <w:r/>
-          </w:p>
-        </w:tc>
-        <w:tc>
-          <w:tcPr>
-            <w:vAlign w:val="center"/>
-            <w:tcW w:type="dxa" w:w="3367"/>
-          </w:tcPr>
-          <w:p>
-            <w:pPr>
+              <w:keepNext/>
+              <w:spacing w:before="20" w:after="20"/>
+              <w:jc w:val="center"/>
+            </w:pPr>
+            <w:r/>
+          </w:p>
+        </w:tc>
+        <w:tc>
+          <w:tcPr>
+            <w:vAlign w:val="center"/>
+            <w:tcW w:type="dxa" w:w="1107"/>
+          </w:tcPr>
+          <w:p>
+            <w:pPr>
+              <w:keepNext/>
+              <w:spacing w:before="20" w:after="20"/>
+              <w:jc w:val="center"/>
+            </w:pPr>
+            <w:r/>
+          </w:p>
+        </w:tc>
+        <w:tc>
+          <w:tcPr>
+            <w:vAlign w:val="center"/>
+            <w:tcW w:type="dxa" w:w="3312"/>
+          </w:tcPr>
+          <w:p>
+            <w:pPr>
+              <w:keepNext/>
               <w:spacing w:before="20" w:after="20"/>
               <w:jc w:val="center"/>
             </w:pPr>
@@ -2498,10 +2550,11 @@
         <w:tc>
           <w:tcPr>
             <w:vAlign w:val="center"/>
-            <w:tcW w:type="dxa" w:w="1146"/>
-          </w:tcPr>
-          <w:p>
-            <w:pPr>
+            <w:tcW w:type="dxa" w:w="1204"/>
+          </w:tcPr>
+          <w:p>
+            <w:pPr>
+              <w:keepNext/>
               <w:spacing w:before="20" w:after="20"/>
               <w:jc w:val="center"/>
             </w:pPr>
@@ -2510,6 +2563,9 @@
         </w:tc>
       </w:tr>
       <w:tr>
+        <w:trPr>
+          <w:cantSplit/>
+        </w:trPr>
         <w:tc>
           <w:tcPr>
             <w:shd w:val="clear" w:color="auto" w:fill="F2F2F2"/>
@@ -2518,6 +2574,7 @@
           </w:tcPr>
           <w:p>
             <w:pPr>
+              <w:keepNext/>
               <w:spacing w:before="20" w:after="20"/>
               <w:jc w:val="center"/>
             </w:pPr>
@@ -2538,10 +2595,11 @@
           <w:tcPr>
             <w:shd w:val="clear" w:color="auto" w:fill="F7FAFC"/>
             <w:vAlign w:val="center"/>
-            <w:tcW w:type="dxa" w:w="3367"/>
-          </w:tcPr>
-          <w:p>
-            <w:pPr>
+            <w:tcW w:type="dxa" w:w="3312"/>
+          </w:tcPr>
+          <w:p>
+            <w:pPr>
+              <w:keepNext/>
               <w:spacing w:before="20" w:after="20"/>
               <w:jc w:val="center"/>
             </w:pPr>
@@ -2586,6 +2644,7 @@
           </w:tcPr>
           <w:p>
             <w:pPr>
+              <w:keepNext/>
               <w:spacing w:before="20" w:after="20"/>
               <w:jc w:val="center"/>
             </w:pPr>
@@ -2600,6 +2659,7 @@
           </w:tcPr>
           <w:p>
             <w:pPr>
+              <w:keepNext/>
               <w:spacing w:before="20" w:after="20"/>
               <w:jc w:val="center"/>
             </w:pPr>
@@ -2610,10 +2670,11 @@
           <w:tcPr>
             <w:shd w:val="clear" w:color="auto" w:fill="F7FAFC"/>
             <w:vAlign w:val="center"/>
-            <w:tcW w:type="dxa" w:w="1053"/>
-          </w:tcPr>
-          <w:p>
-            <w:pPr>
+            <w:tcW w:type="dxa" w:w="1107"/>
+          </w:tcPr>
+          <w:p>
+            <w:pPr>
+              <w:keepNext/>
               <w:spacing w:before="20" w:after="20"/>
               <w:jc w:val="center"/>
             </w:pPr>
@@ -2624,10 +2685,11 @@
           <w:tcPr>
             <w:shd w:val="clear" w:color="auto" w:fill="F7FAFC"/>
             <w:vAlign w:val="center"/>
-            <w:tcW w:type="dxa" w:w="3367"/>
-          </w:tcPr>
-          <w:p>
-            <w:pPr>
+            <w:tcW w:type="dxa" w:w="3312"/>
+          </w:tcPr>
+          <w:p>
+            <w:pPr>
+              <w:keepNext/>
               <w:spacing w:before="20" w:after="20"/>
               <w:jc w:val="center"/>
             </w:pPr>
@@ -2668,10 +2730,11 @@
           <w:tcPr>
             <w:shd w:val="clear" w:color="auto" w:fill="F7FAFC"/>
             <w:vAlign w:val="center"/>
-            <w:tcW w:type="dxa" w:w="1146"/>
-          </w:tcPr>
-          <w:p>
-            <w:pPr>
+            <w:tcW w:type="dxa" w:w="1204"/>
+          </w:tcPr>
+          <w:p>
+            <w:pPr>
+              <w:keepNext/>
               <w:spacing w:before="20" w:after="20"/>
               <w:jc w:val="center"/>
             </w:pPr>
@@ -2680,6 +2743,9 @@
         </w:tc>
       </w:tr>
       <w:tr>
+        <w:trPr>
+          <w:cantSplit/>
+        </w:trPr>
         <w:tc>
           <w:tcPr>
             <w:shd w:val="clear" w:color="auto" w:fill="F2F2F2"/>
@@ -2707,7 +2773,7 @@
         <w:tc>
           <w:tcPr>
             <w:vAlign w:val="center"/>
-            <w:tcW w:type="dxa" w:w="3367"/>
+            <w:tcW w:type="dxa" w:w="3312"/>
           </w:tcPr>
           <w:p>
             <w:pPr>
@@ -2776,20 +2842,20 @@
         <w:tc>
           <w:tcPr>
             <w:vAlign w:val="center"/>
-            <w:tcW w:type="dxa" w:w="1053"/>
-          </w:tcPr>
-          <w:p>
-            <w:pPr>
-              <w:spacing w:before="20" w:after="20"/>
-              <w:jc w:val="center"/>
-            </w:pPr>
-            <w:r/>
-          </w:p>
-        </w:tc>
-        <w:tc>
-          <w:tcPr>
-            <w:vAlign w:val="center"/>
-            <w:tcW w:type="dxa" w:w="3367"/>
+            <w:tcW w:type="dxa" w:w="1107"/>
+          </w:tcPr>
+          <w:p>
+            <w:pPr>
+              <w:spacing w:before="20" w:after="20"/>
+              <w:jc w:val="center"/>
+            </w:pPr>
+            <w:r/>
+          </w:p>
+        </w:tc>
+        <w:tc>
+          <w:tcPr>
+            <w:vAlign w:val="center"/>
+            <w:tcW w:type="dxa" w:w="3312"/>
           </w:tcPr>
           <w:p>
             <w:pPr>
@@ -2832,7 +2898,7 @@
         <w:tc>
           <w:tcPr>
             <w:vAlign w:val="center"/>
-            <w:tcW w:type="dxa" w:w="1146"/>
+            <w:tcW w:type="dxa" w:w="1204"/>
           </w:tcPr>
           <w:p>
             <w:pPr>
@@ -2844,6 +2910,9 @@
         </w:tc>
       </w:tr>
       <w:tr>
+        <w:trPr>
+          <w:cantSplit/>
+        </w:trPr>
         <w:tc>
           <w:tcPr>
             <w:shd w:val="clear" w:color="auto" w:fill="F2F2F2"/>
@@ -2872,7 +2941,7 @@
           <w:tcPr>
             <w:shd w:val="clear" w:color="auto" w:fill="F7FAFC"/>
             <w:vAlign w:val="center"/>
-            <w:tcW w:type="dxa" w:w="3367"/>
+            <w:tcW w:type="dxa" w:w="3312"/>
           </w:tcPr>
           <w:p>
             <w:pPr>
@@ -2944,7 +3013,7 @@
           <w:tcPr>
             <w:shd w:val="clear" w:color="auto" w:fill="F7FAFC"/>
             <w:vAlign w:val="center"/>
-            <w:tcW w:type="dxa" w:w="1053"/>
+            <w:tcW w:type="dxa" w:w="1107"/>
           </w:tcPr>
           <w:p>
             <w:pPr>
@@ -2958,7 +3027,7 @@
           <w:tcPr>
             <w:shd w:val="clear" w:color="auto" w:fill="F7FAFC"/>
             <w:vAlign w:val="center"/>
-            <w:tcW w:type="dxa" w:w="3367"/>
+            <w:tcW w:type="dxa" w:w="3312"/>
           </w:tcPr>
           <w:p>
             <w:pPr>
@@ -3002,7 +3071,7 @@
           <w:tcPr>
             <w:shd w:val="clear" w:color="auto" w:fill="F7FAFC"/>
             <w:vAlign w:val="center"/>
-            <w:tcW w:type="dxa" w:w="1146"/>
+            <w:tcW w:type="dxa" w:w="1204"/>
           </w:tcPr>
           <w:p>
             <w:pPr>
@@ -3014,6 +3083,9 @@
         </w:tc>
       </w:tr>
       <w:tr>
+        <w:trPr>
+          <w:cantSplit/>
+        </w:trPr>
         <w:tc>
           <w:tcPr>
             <w:shd w:val="clear" w:color="auto" w:fill="F2F2F2"/>
@@ -3041,7 +3113,7 @@
         <w:tc>
           <w:tcPr>
             <w:vAlign w:val="center"/>
-            <w:tcW w:type="dxa" w:w="3367"/>
+            <w:tcW w:type="dxa" w:w="3312"/>
           </w:tcPr>
           <w:p>
             <w:pPr>
@@ -3110,20 +3182,20 @@
         <w:tc>
           <w:tcPr>
             <w:vAlign w:val="center"/>
-            <w:tcW w:type="dxa" w:w="1053"/>
-          </w:tcPr>
-          <w:p>
-            <w:pPr>
-              <w:spacing w:before="20" w:after="20"/>
-              <w:jc w:val="center"/>
-            </w:pPr>
-            <w:r/>
-          </w:p>
-        </w:tc>
-        <w:tc>
-          <w:tcPr>
-            <w:vAlign w:val="center"/>
-            <w:tcW w:type="dxa" w:w="3367"/>
+            <w:tcW w:type="dxa" w:w="1107"/>
+          </w:tcPr>
+          <w:p>
+            <w:pPr>
+              <w:spacing w:before="20" w:after="20"/>
+              <w:jc w:val="center"/>
+            </w:pPr>
+            <w:r/>
+          </w:p>
+        </w:tc>
+        <w:tc>
+          <w:tcPr>
+            <w:vAlign w:val="center"/>
+            <w:tcW w:type="dxa" w:w="3312"/>
           </w:tcPr>
           <w:p>
             <w:pPr>
@@ -3166,7 +3238,7 @@
         <w:tc>
           <w:tcPr>
             <w:vAlign w:val="center"/>
-            <w:tcW w:type="dxa" w:w="1146"/>
+            <w:tcW w:type="dxa" w:w="1204"/>
           </w:tcPr>
           <w:p>
             <w:pPr>
@@ -3178,6 +3250,9 @@
         </w:tc>
       </w:tr>
       <w:tr>
+        <w:trPr>
+          <w:cantSplit/>
+        </w:trPr>
         <w:tc>
           <w:tcPr>
             <w:shd w:val="clear" w:color="auto" w:fill="F2F2F2"/>
@@ -3206,7 +3281,7 @@
           <w:tcPr>
             <w:shd w:val="clear" w:color="auto" w:fill="F7FAFC"/>
             <w:vAlign w:val="center"/>
-            <w:tcW w:type="dxa" w:w="3367"/>
+            <w:tcW w:type="dxa" w:w="3312"/>
           </w:tcPr>
           <w:p>
             <w:pPr>
@@ -3278,7 +3353,7 @@
           <w:tcPr>
             <w:shd w:val="clear" w:color="auto" w:fill="F7FAFC"/>
             <w:vAlign w:val="center"/>
-            <w:tcW w:type="dxa" w:w="1053"/>
+            <w:tcW w:type="dxa" w:w="1107"/>
           </w:tcPr>
           <w:p>
             <w:pPr>
@@ -3292,7 +3367,7 @@
           <w:tcPr>
             <w:shd w:val="clear" w:color="auto" w:fill="F7FAFC"/>
             <w:vAlign w:val="center"/>
-            <w:tcW w:type="dxa" w:w="3367"/>
+            <w:tcW w:type="dxa" w:w="3312"/>
           </w:tcPr>
           <w:p>
             <w:pPr>
@@ -3336,7 +3411,7 @@
           <w:tcPr>
             <w:shd w:val="clear" w:color="auto" w:fill="F7FAFC"/>
             <w:vAlign w:val="center"/>
-            <w:tcW w:type="dxa" w:w="1146"/>
+            <w:tcW w:type="dxa" w:w="1204"/>
           </w:tcPr>
           <w:p>
             <w:pPr>
@@ -3348,6 +3423,9 @@
         </w:tc>
       </w:tr>
       <w:tr>
+        <w:trPr>
+          <w:cantSplit/>
+        </w:trPr>
         <w:tc>
           <w:tcPr>
             <w:shd w:val="clear" w:color="auto" w:fill="F2F2F2"/>
@@ -3375,7 +3453,7 @@
         <w:tc>
           <w:tcPr>
             <w:vAlign w:val="center"/>
-            <w:tcW w:type="dxa" w:w="3367"/>
+            <w:tcW w:type="dxa" w:w="3312"/>
           </w:tcPr>
           <w:p>
             <w:pPr>
@@ -3444,20 +3522,20 @@
         <w:tc>
           <w:tcPr>
             <w:vAlign w:val="center"/>
-            <w:tcW w:type="dxa" w:w="1053"/>
-          </w:tcPr>
-          <w:p>
-            <w:pPr>
-              <w:spacing w:before="20" w:after="20"/>
-              <w:jc w:val="center"/>
-            </w:pPr>
-            <w:r/>
-          </w:p>
-        </w:tc>
-        <w:tc>
-          <w:tcPr>
-            <w:vAlign w:val="center"/>
-            <w:tcW w:type="dxa" w:w="3367"/>
+            <w:tcW w:type="dxa" w:w="1107"/>
+          </w:tcPr>
+          <w:p>
+            <w:pPr>
+              <w:spacing w:before="20" w:after="20"/>
+              <w:jc w:val="center"/>
+            </w:pPr>
+            <w:r/>
+          </w:p>
+        </w:tc>
+        <w:tc>
+          <w:tcPr>
+            <w:vAlign w:val="center"/>
+            <w:tcW w:type="dxa" w:w="3312"/>
           </w:tcPr>
           <w:p>
             <w:pPr>
@@ -3500,7 +3578,7 @@
         <w:tc>
           <w:tcPr>
             <w:vAlign w:val="center"/>
-            <w:tcW w:type="dxa" w:w="1146"/>
+            <w:tcW w:type="dxa" w:w="1204"/>
           </w:tcPr>
           <w:p>
             <w:pPr>
@@ -3512,6 +3590,9 @@
         </w:tc>
       </w:tr>
       <w:tr>
+        <w:trPr>
+          <w:cantSplit/>
+        </w:trPr>
         <w:tc>
           <w:tcPr>
             <w:shd w:val="clear" w:color="auto" w:fill="F2F2F2"/>
@@ -3540,7 +3621,7 @@
           <w:tcPr>
             <w:shd w:val="clear" w:color="auto" w:fill="F7FAFC"/>
             <w:vAlign w:val="center"/>
-            <w:tcW w:type="dxa" w:w="3367"/>
+            <w:tcW w:type="dxa" w:w="3312"/>
           </w:tcPr>
           <w:p>
             <w:pPr>
@@ -3612,7 +3693,7 @@
           <w:tcPr>
             <w:shd w:val="clear" w:color="auto" w:fill="F7FAFC"/>
             <w:vAlign w:val="center"/>
-            <w:tcW w:type="dxa" w:w="1053"/>
+            <w:tcW w:type="dxa" w:w="1107"/>
           </w:tcPr>
           <w:p>
             <w:pPr>
@@ -3626,7 +3707,7 @@
           <w:tcPr>
             <w:shd w:val="clear" w:color="auto" w:fill="F7FAFC"/>
             <w:vAlign w:val="center"/>
-            <w:tcW w:type="dxa" w:w="3367"/>
+            <w:tcW w:type="dxa" w:w="3312"/>
           </w:tcPr>
           <w:p>
             <w:pPr>
@@ -3670,7 +3751,7 @@
           <w:tcPr>
             <w:shd w:val="clear" w:color="auto" w:fill="F7FAFC"/>
             <w:vAlign w:val="center"/>
-            <w:tcW w:type="dxa" w:w="1146"/>
+            <w:tcW w:type="dxa" w:w="1204"/>
           </w:tcPr>
           <w:p>
             <w:pPr>
@@ -3682,6 +3763,9 @@
         </w:tc>
       </w:tr>
       <w:tr>
+        <w:trPr>
+          <w:cantSplit/>
+        </w:trPr>
         <w:tc>
           <w:tcPr>
             <w:shd w:val="clear" w:color="auto" w:fill="F2F2F2"/>
@@ -3709,7 +3793,7 @@
         <w:tc>
           <w:tcPr>
             <w:vAlign w:val="center"/>
-            <w:tcW w:type="dxa" w:w="3367"/>
+            <w:tcW w:type="dxa" w:w="3312"/>
           </w:tcPr>
           <w:p>
             <w:pPr>
@@ -3778,33 +3862,33 @@
         <w:tc>
           <w:tcPr>
             <w:vAlign w:val="center"/>
-            <w:tcW w:type="dxa" w:w="1053"/>
-          </w:tcPr>
-          <w:p>
-            <w:pPr>
-              <w:spacing w:before="20" w:after="20"/>
-              <w:jc w:val="center"/>
-            </w:pPr>
-            <w:r/>
-          </w:p>
-        </w:tc>
-        <w:tc>
-          <w:tcPr>
-            <w:vAlign w:val="center"/>
-            <w:tcW w:type="dxa" w:w="3367"/>
-          </w:tcPr>
-          <w:p>
-            <w:pPr>
-              <w:spacing w:before="20" w:after="20"/>
-              <w:jc w:val="center"/>
-            </w:pPr>
-            <w:r/>
-          </w:p>
-        </w:tc>
-        <w:tc>
-          <w:tcPr>
-            <w:vAlign w:val="center"/>
-            <w:tcW w:type="dxa" w:w="1146"/>
+            <w:tcW w:type="dxa" w:w="1107"/>
+          </w:tcPr>
+          <w:p>
+            <w:pPr>
+              <w:spacing w:before="20" w:after="20"/>
+              <w:jc w:val="center"/>
+            </w:pPr>
+            <w:r/>
+          </w:p>
+        </w:tc>
+        <w:tc>
+          <w:tcPr>
+            <w:vAlign w:val="center"/>
+            <w:tcW w:type="dxa" w:w="3312"/>
+          </w:tcPr>
+          <w:p>
+            <w:pPr>
+              <w:spacing w:before="20" w:after="20"/>
+              <w:jc w:val="center"/>
+            </w:pPr>
+            <w:r/>
+          </w:p>
+        </w:tc>
+        <w:tc>
+          <w:tcPr>
+            <w:vAlign w:val="center"/>
+            <w:tcW w:type="dxa" w:w="1204"/>
           </w:tcPr>
           <w:p>
             <w:pPr>
@@ -3816,72 +3900,62 @@
         </w:tc>
       </w:tr>
     </w:tbl>
-    <w:tbl>
-      <w:tblPr>
-        <w:tblLook w:firstColumn="1" w:firstRow="1" w:lastColumn="0" w:lastRow="0" w:noHBand="0" w:noVBand="1" w:val="04A0"/>
-        <w:tblLayout w:type="fixed"/>
-        <w:tblW w:type="dxa" w:w="10466"/>
-        <w:tblInd w:type="dxa" w:w="0"/>
+    <w:p>
+      <w:pPr>
+        <w:keepNext/>
+        <w:spacing w:before="0" w:after="0" w:lineRule="exact" w:line="240"/>
+      </w:pPr>
+    </w:p>
+    <w:p>
+      <w:pPr>
+        <w:spacing w:before="0" w:after="0"/>
         <w:jc w:val="center"/>
-        <w:tblBorders>
-          <w:top w:val="single" w:sz="4" w:space="0" w:color="2B547E"/>
-          <w:left w:val="single" w:sz="4" w:space="0" w:color="2B547E"/>
-          <w:bottom w:val="single" w:sz="4" w:space="0" w:color="2B547E"/>
-          <w:right w:val="single" w:sz="4" w:space="0" w:color="2B547E"/>
-          <w:insideH w:val="single" w:sz="4" w:space="0" w:color="2B547E"/>
-          <w:insideV w:val="single" w:sz="4" w:space="0" w:color="2B547E"/>
-        </w:tblBorders>
-      </w:tblPr>
-      <w:tblGrid>
-        <w:gridCol w:w="10466"/>
-      </w:tblGrid>
-      <w:tr>
-        <w:tc>
-          <w:tcPr>
-            <w:shd w:val="clear" w:color="auto" w:fill="2B547E"/>
-            <w:vAlign w:val="center"/>
-            <w:tcW w:type="dxa" w:w="10466"/>
-          </w:tcPr>
-          <w:p>
-            <w:pPr>
-              <w:spacing w:before="20" w:after="20"/>
-              <w:jc w:val="center"/>
-            </w:pPr>
-            <w:r/>
-            <w:r>
-              <w:rPr>
-                <w:rFonts w:ascii="Calibri" w:hAnsi="Calibri"/>
-                <w:b/>
-                <w:i w:val="0"/>
-                <w:color w:val="FFFFFF"/>
-                <w:sz w:val="22"/>
-              </w:rPr>
-              <w:t>4 Одобрена рута и застанувања</w:t>
-            </w:r>
-            <w:r>
-              <w:rPr>
-                <w:rFonts w:ascii="Calibri" w:hAnsi="Calibri"/>
-                <w:b w:val="0"/>
-                <w:i w:val="0"/>
-                <w:color w:val="FFFFFF"/>
-                <w:sz w:val="18"/>
-              </w:rPr>
-              <w:t xml:space="preserve"> | </w:t>
-            </w:r>
-            <w:r>
-              <w:rPr>
-                <w:rFonts w:ascii="Calibri" w:hAnsi="Calibri"/>
-                <w:b w:val="0"/>
-                <w:i w:val="0"/>
-                <w:color w:val="FFFFFF"/>
-                <w:sz w:val="18"/>
-              </w:rPr>
-              <w:t>Approved route and stops</w:t>
-            </w:r>
-          </w:p>
-        </w:tc>
-      </w:tr>
-    </w:tbl>
+        <w:keepNext/>
+        <w:pBdr>
+          <w:top w:val="single" w:sz="4" w:space="2" w:color="2B547E"/>
+          <w:left w:val="single" w:sz="4" w:space="4" w:color="2B547E"/>
+          <w:bottom w:val="single" w:sz="4" w:space="2" w:color="2B547E"/>
+          <w:right w:val="single" w:sz="4" w:space="4" w:color="2B547E"/>
+        </w:pBdr>
+        <w:shd w:val="clear" w:color="auto" w:fill="2B547E"/>
+      </w:pPr>
+      <w:r>
+        <w:rPr>
+          <w:rFonts w:ascii="Calibri" w:hAnsi="Calibri"/>
+          <w:b/>
+          <w:i w:val="0"/>
+          <w:color w:val="FFFFFF"/>
+          <w:sz w:val="22"/>
+        </w:rPr>
+        <w:t>4 Одобрена рута и застанувања</w:t>
+      </w:r>
+      <w:r>
+        <w:rPr>
+          <w:rFonts w:ascii="Calibri" w:hAnsi="Calibri"/>
+          <w:b w:val="0"/>
+          <w:i w:val="0"/>
+          <w:color w:val="FFFFFF"/>
+          <w:sz w:val="18"/>
+        </w:rPr>
+        <w:t xml:space="preserve"> | </w:t>
+      </w:r>
+      <w:r>
+        <w:rPr>
+          <w:rFonts w:ascii="Calibri" w:hAnsi="Calibri"/>
+          <w:b w:val="0"/>
+          <w:i w:val="0"/>
+          <w:color w:val="FFFFFF"/>
+          <w:sz w:val="18"/>
+        </w:rPr>
+        <w:t>Approved route and stops</w:t>
+      </w:r>
+    </w:p>
+    <w:p>
+      <w:pPr>
+        <w:keepNext/>
+        <w:spacing w:before="0" w:after="0" w:lineRule="exact" w:line="40"/>
+      </w:pPr>
+    </w:p>
     <w:tbl>
       <w:tblPr>
         <w:tblLook w:firstColumn="1" w:firstRow="1" w:lastColumn="0" w:lastRow="0" w:noHBand="0" w:noVBand="1" w:val="04A0"/>
@@ -3903,6 +3977,9 @@
         <w:gridCol w:w="6790"/>
       </w:tblGrid>
       <w:tr>
+        <w:trPr>
+          <w:cantSplit/>
+        </w:trPr>
         <w:tc>
           <w:tcPr>
             <w:shd w:val="clear" w:color="auto" w:fill="F2F2F2"/>
@@ -3911,6 +3988,7 @@
           </w:tcPr>
           <w:p>
             <w:pPr>
+              <w:keepNext/>
               <w:spacing w:before="20" w:after="20"/>
               <w:jc w:val="left"/>
             </w:pPr>
@@ -3954,6 +4032,7 @@
           </w:tcPr>
           <w:p>
             <w:pPr>
+              <w:keepNext/>
               <w:spacing w:before="20" w:after="20"/>
               <w:jc w:val="center"/>
             </w:pPr>
@@ -3962,6 +4041,9 @@
         </w:tc>
       </w:tr>
       <w:tr>
+        <w:trPr>
+          <w:cantSplit/>
+        </w:trPr>
         <w:tc>
           <w:tcPr>
             <w:shd w:val="clear" w:color="auto" w:fill="F2F2F2"/>
@@ -3970,6 +4052,7 @@
           </w:tcPr>
           <w:p>
             <w:pPr>
+              <w:keepNext/>
               <w:spacing w:before="20" w:after="20"/>
               <w:jc w:val="left"/>
             </w:pPr>
@@ -4013,6 +4096,7 @@
           </w:tcPr>
           <w:p>
             <w:pPr>
+              <w:keepNext/>
               <w:spacing w:before="20" w:after="20"/>
               <w:jc w:val="center"/>
             </w:pPr>
@@ -4021,6 +4105,9 @@
         </w:tc>
       </w:tr>
       <w:tr>
+        <w:trPr>
+          <w:cantSplit/>
+        </w:trPr>
         <w:tc>
           <w:tcPr>
             <w:gridSpan w:val="2"/>
@@ -4029,6 +4116,7 @@
           </w:tcPr>
           <w:p>
             <w:pPr>
+              <w:keepNext/>
               <w:spacing w:before="40" w:after="40"/>
               <w:jc w:val="left"/>
             </w:pPr>
@@ -4066,6 +4154,7 @@
           </w:p>
           <w:p>
             <w:pPr>
+              <w:keepNext/>
               <w:spacing w:before="20" w:after="40"/>
               <w:jc w:val="both"/>
             </w:pPr>
@@ -4103,6 +4192,9 @@
         </w:tc>
       </w:tr>
       <w:tr>
+        <w:trPr>
+          <w:cantSplit/>
+        </w:trPr>
         <w:tc>
           <w:tcPr>
             <w:shd w:val="clear" w:color="auto" w:fill="F2F2F2"/>
@@ -4162,72 +4254,62 @@
         </w:tc>
       </w:tr>
     </w:tbl>
-    <w:tbl>
-      <w:tblPr>
-        <w:tblLook w:firstColumn="1" w:firstRow="1" w:lastColumn="0" w:lastRow="0" w:noHBand="0" w:noVBand="1" w:val="04A0"/>
-        <w:tblLayout w:type="fixed"/>
-        <w:tblW w:type="dxa" w:w="10466"/>
-        <w:tblInd w:type="dxa" w:w="0"/>
+    <w:p>
+      <w:pPr>
+        <w:keepNext/>
+        <w:spacing w:before="0" w:after="0" w:lineRule="exact" w:line="240"/>
+      </w:pPr>
+    </w:p>
+    <w:p>
+      <w:pPr>
+        <w:spacing w:before="0" w:after="0"/>
         <w:jc w:val="center"/>
-        <w:tblBorders>
-          <w:top w:val="single" w:sz="4" w:space="0" w:color="2B547E"/>
-          <w:left w:val="single" w:sz="4" w:space="0" w:color="2B547E"/>
-          <w:bottom w:val="single" w:sz="4" w:space="0" w:color="2B547E"/>
-          <w:right w:val="single" w:sz="4" w:space="0" w:color="2B547E"/>
-          <w:insideH w:val="single" w:sz="4" w:space="0" w:color="2B547E"/>
-          <w:insideV w:val="single" w:sz="4" w:space="0" w:color="2B547E"/>
-        </w:tblBorders>
-      </w:tblPr>
-      <w:tblGrid>
-        <w:gridCol w:w="10466"/>
-      </w:tblGrid>
-      <w:tr>
-        <w:tc>
-          <w:tcPr>
-            <w:shd w:val="clear" w:color="auto" w:fill="2B547E"/>
-            <w:vAlign w:val="center"/>
-            <w:tcW w:type="dxa" w:w="10466"/>
-          </w:tcPr>
-          <w:p>
-            <w:pPr>
-              <w:spacing w:before="20" w:after="20"/>
-              <w:jc w:val="center"/>
-            </w:pPr>
-            <w:r/>
-            <w:r>
-              <w:rPr>
-                <w:rFonts w:ascii="Calibri" w:hAnsi="Calibri"/>
-                <w:b/>
-                <w:i w:val="0"/>
-                <w:color w:val="FFFFFF"/>
-                <w:sz w:val="22"/>
-              </w:rPr>
-              <w:t>5 Заклучок</w:t>
-            </w:r>
-            <w:r>
-              <w:rPr>
-                <w:rFonts w:ascii="Calibri" w:hAnsi="Calibri"/>
-                <w:b w:val="0"/>
-                <w:i w:val="0"/>
-                <w:color w:val="FFFFFF"/>
-                <w:sz w:val="18"/>
-              </w:rPr>
-              <w:t xml:space="preserve"> | </w:t>
-            </w:r>
-            <w:r>
-              <w:rPr>
-                <w:rFonts w:ascii="Calibri" w:hAnsi="Calibri"/>
-                <w:b w:val="0"/>
-                <w:i w:val="0"/>
-                <w:color w:val="FFFFFF"/>
-                <w:sz w:val="18"/>
-              </w:rPr>
-              <w:t>Conclusion</w:t>
-            </w:r>
-          </w:p>
-        </w:tc>
-      </w:tr>
-    </w:tbl>
+        <w:keepNext/>
+        <w:pBdr>
+          <w:top w:val="single" w:sz="4" w:space="2" w:color="2B547E"/>
+          <w:left w:val="single" w:sz="4" w:space="4" w:color="2B547E"/>
+          <w:bottom w:val="single" w:sz="4" w:space="2" w:color="2B547E"/>
+          <w:right w:val="single" w:sz="4" w:space="4" w:color="2B547E"/>
+        </w:pBdr>
+        <w:shd w:val="clear" w:color="auto" w:fill="2B547E"/>
+      </w:pPr>
+      <w:r>
+        <w:rPr>
+          <w:rFonts w:ascii="Calibri" w:hAnsi="Calibri"/>
+          <w:b/>
+          <w:i w:val="0"/>
+          <w:color w:val="FFFFFF"/>
+          <w:sz w:val="22"/>
+        </w:rPr>
+        <w:t>5 Заклучок</w:t>
+      </w:r>
+      <w:r>
+        <w:rPr>
+          <w:rFonts w:ascii="Calibri" w:hAnsi="Calibri"/>
+          <w:b w:val="0"/>
+          <w:i w:val="0"/>
+          <w:color w:val="FFFFFF"/>
+          <w:sz w:val="18"/>
+        </w:rPr>
+        <w:t xml:space="preserve"> | </w:t>
+      </w:r>
+      <w:r>
+        <w:rPr>
+          <w:rFonts w:ascii="Calibri" w:hAnsi="Calibri"/>
+          <w:b w:val="0"/>
+          <w:i w:val="0"/>
+          <w:color w:val="FFFFFF"/>
+          <w:sz w:val="18"/>
+        </w:rPr>
+        <w:t>Conclusion</w:t>
+      </w:r>
+    </w:p>
+    <w:p>
+      <w:pPr>
+        <w:keepNext/>
+        <w:spacing w:before="0" w:after="0" w:lineRule="exact" w:line="40"/>
+      </w:pPr>
+    </w:p>
     <w:tbl>
       <w:tblPr>
         <w:jc w:val="center"/>
@@ -4518,6 +4600,12 @@
         </w:tc>
       </w:tr>
     </w:tbl>
+    <w:p>
+      <w:pPr>
+        <w:keepNext/>
+        <w:spacing w:before="0" w:after="0" w:lineRule="exact" w:line="120"/>
+      </w:pPr>
+    </w:p>
     <w:tbl>
       <w:tblPr>
         <w:tblLook w:firstColumn="1" w:firstRow="1" w:lastColumn="0" w:lastRow="0" w:noHBand="0" w:noVBand="1" w:val="04A0"/>
@@ -4543,6 +4631,7 @@
       <w:tr>
         <w:trPr>
           <w:tblHeader w:val="true"/>
+          <w:cantSplit/>
         </w:trPr>
         <w:tc>
           <w:tcPr>
@@ -4552,6 +4641,7 @@
           </w:tcPr>
           <w:p>
             <w:pPr>
+              <w:keepNext/>
               <w:spacing w:before="20" w:after="20"/>
               <w:jc w:val="center"/>
             </w:pPr>
@@ -4596,6 +4686,7 @@
           </w:tcPr>
           <w:p>
             <w:pPr>
+              <w:keepNext/>
               <w:spacing w:before="20" w:after="20"/>
               <w:jc w:val="center"/>
             </w:pPr>
@@ -4640,6 +4731,7 @@
           </w:tcPr>
           <w:p>
             <w:pPr>
+              <w:keepNext/>
               <w:spacing w:before="20" w:after="20"/>
               <w:jc w:val="center"/>
             </w:pPr>
@@ -4684,6 +4776,7 @@
           </w:tcPr>
           <w:p>
             <w:pPr>
+              <w:keepNext/>
               <w:spacing w:before="20" w:after="20"/>
               <w:jc w:val="center"/>
             </w:pPr>
@@ -4722,6 +4815,9 @@
         </w:tc>
       </w:tr>
       <w:tr>
+        <w:trPr>
+          <w:cantSplit/>
+        </w:trPr>
         <w:tc>
           <w:tcPr>
             <w:shd w:val="clear" w:color="auto" w:fill="F2F2F2"/>
@@ -4730,6 +4826,7 @@
           </w:tcPr>
           <w:p>
             <w:pPr>
+              <w:keepNext/>
               <w:spacing w:before="20" w:after="20"/>
               <w:jc w:val="center"/>
             </w:pPr>
@@ -4773,6 +4870,7 @@
           </w:tcPr>
           <w:p>
             <w:pPr>
+              <w:keepNext/>
               <w:spacing w:before="20" w:after="20"/>
               <w:jc w:val="center"/>
             </w:pPr>
@@ -4786,6 +4884,7 @@
           </w:tcPr>
           <w:p>
             <w:pPr>
+              <w:keepNext/>
               <w:spacing w:before="20" w:after="20"/>
               <w:jc w:val="center"/>
             </w:pPr>
@@ -4799,6 +4898,7 @@
           </w:tcPr>
           <w:p>
             <w:pPr>
+              <w:keepNext/>
               <w:spacing w:before="20" w:after="20"/>
               <w:jc w:val="center"/>
             </w:pPr>
@@ -4807,6 +4907,9 @@
         </w:tc>
       </w:tr>
       <w:tr>
+        <w:trPr>
+          <w:cantSplit/>
+        </w:trPr>
         <w:tc>
           <w:tcPr>
             <w:shd w:val="clear" w:color="auto" w:fill="F2F2F2"/>
@@ -4815,6 +4918,7 @@
           </w:tcPr>
           <w:p>
             <w:pPr>
+              <w:keepNext/>
               <w:spacing w:before="20" w:after="20"/>
               <w:jc w:val="center"/>
             </w:pPr>
@@ -4859,6 +4963,7 @@
           </w:tcPr>
           <w:p>
             <w:pPr>
+              <w:keepNext/>
               <w:spacing w:before="20" w:after="20"/>
               <w:jc w:val="center"/>
             </w:pPr>
@@ -4873,6 +4978,7 @@
           </w:tcPr>
           <w:p>
             <w:pPr>
+              <w:keepNext/>
               <w:spacing w:before="20" w:after="20"/>
               <w:jc w:val="center"/>
             </w:pPr>
@@ -4887,6 +4993,7 @@
           </w:tcPr>
           <w:p>
             <w:pPr>
+              <w:keepNext/>
               <w:spacing w:before="20" w:after="20"/>
               <w:jc w:val="center"/>
             </w:pPr>
@@ -4895,6 +5002,9 @@
         </w:tc>
       </w:tr>
       <w:tr>
+        <w:trPr>
+          <w:cantSplit/>
+        </w:trPr>
         <w:tc>
           <w:tcPr>
             <w:shd w:val="clear" w:color="auto" w:fill="F2F2F2"/>

--- a/deliverables/inland_transport_2026-10/docx/WHSOP_003_A01.docx
+++ b/deliverables/inland_transport_2026-10/docx/WHSOP_003_A01.docx
@@ -754,6 +754,7 @@
           </w:tcPr>
           <w:p>
             <w:pPr>
+              <w:keepNext/>
               <w:spacing w:before="20" w:after="20"/>
               <w:jc w:val="left"/>
             </w:pPr>
@@ -797,6 +798,7 @@
           </w:tcPr>
           <w:p>
             <w:pPr>
+              <w:keepNext/>
               <w:spacing w:before="20" w:after="20"/>
               <w:jc w:val="center"/>
             </w:pPr>
@@ -811,6 +813,7 @@
           </w:tcPr>
           <w:p>
             <w:pPr>
+              <w:keepNext/>
               <w:spacing w:before="20" w:after="20"/>
               <w:jc w:val="left"/>
             </w:pPr>
@@ -854,10 +857,209 @@
           </w:tcPr>
           <w:p>
             <w:pPr>
-              <w:spacing w:before="20" w:after="20"/>
-              <w:jc w:val="center"/>
-            </w:pPr>
-            <w:r/>
+              <w:keepNext/>
+              <w:spacing w:before="20" w:after="20"/>
+              <w:jc w:val="center"/>
+            </w:pPr>
+            <w:r/>
+          </w:p>
+        </w:tc>
+      </w:tr>
+    </w:tbl>
+    <w:tbl>
+      <w:tblPr>
+        <w:jc w:val="center"/>
+        <w:tblLook w:firstColumn="1" w:firstRow="1" w:lastColumn="0" w:lastRow="0" w:noHBand="0" w:noVBand="1" w:val="04A0"/>
+        <w:tblLayout w:type="fixed"/>
+        <w:tblW w:type="pct" w:w="5000"/>
+        <w:tblInd w:type="dxa" w:w="0"/>
+        <w:tblBorders>
+          <w:top w:val="single" w:sz="4" w:space="0" w:color="2B547E"/>
+          <w:left w:val="single" w:sz="4" w:space="0" w:color="2B547E"/>
+          <w:bottom w:val="single" w:sz="4" w:space="0" w:color="2B547E"/>
+          <w:right w:val="single" w:sz="4" w:space="0" w:color="2B547E"/>
+          <w:insideH w:val="single" w:sz="4" w:space="0" w:color="2B547E"/>
+          <w:insideV w:val="single" w:sz="4" w:space="0" w:color="2B547E"/>
+        </w:tblBorders>
+      </w:tblPr>
+      <w:tblGrid>
+        <w:gridCol w:w="3288"/>
+        <w:gridCol w:w="7178"/>
+      </w:tblGrid>
+      <w:tr>
+        <w:trPr>
+          <w:cantSplit/>
+        </w:trPr>
+        <w:tc>
+          <w:tcPr>
+            <w:shd w:val="clear" w:color="auto" w:fill="F2F2F2"/>
+            <w:vAlign w:val="center"/>
+            <w:tcW w:type="pct" w:w="1570"/>
+          </w:tcPr>
+          <w:p>
+            <w:pPr>
+              <w:keepNext/>
+              <w:spacing w:before="20" w:after="20"/>
+              <w:jc w:val="left"/>
+            </w:pPr>
+            <w:r/>
+            <w:r>
+              <w:rPr>
+                <w:rFonts w:ascii="Calibri" w:hAnsi="Calibri"/>
+                <w:b/>
+                <w:i w:val="0"/>
+                <w:color w:val="000000"/>
+                <w:sz w:val="20"/>
+              </w:rPr>
+              <w:t>Возило (регистарски број)</w:t>
+            </w:r>
+            <w:r>
+              <w:rPr>
+                <w:rFonts w:ascii="Calibri" w:hAnsi="Calibri"/>
+                <w:b w:val="0"/>
+                <w:i w:val="0"/>
+                <w:color w:val="000000"/>
+                <w:sz w:val="16"/>
+              </w:rPr>
+              <w:t xml:space="preserve"> | </w:t>
+            </w:r>
+            <w:r>
+              <w:rPr>
+                <w:rFonts w:ascii="Calibri" w:hAnsi="Calibri"/>
+                <w:b w:val="0"/>
+                <w:i w:val="0"/>
+                <w:color w:val="000000"/>
+                <w:sz w:val="16"/>
+              </w:rPr>
+              <w:t>Vehicle (registration)</w:t>
+            </w:r>
+          </w:p>
+        </w:tc>
+        <w:tc>
+          <w:tcPr>
+            <w:vAlign w:val="center"/>
+            <w:tcW w:type="pct" w:w="3429"/>
+          </w:tcPr>
+          <w:p>
+            <w:pPr>
+              <w:keepNext/>
+              <w:spacing w:before="20" w:after="20"/>
+              <w:jc w:val="center"/>
+            </w:pPr>
+            <w:r/>
+          </w:p>
+        </w:tc>
+      </w:tr>
+    </w:tbl>
+    <w:tbl>
+      <w:tblPr>
+        <w:jc w:val="center"/>
+        <w:tblLook w:firstColumn="1" w:firstRow="1" w:lastColumn="0" w:lastRow="0" w:noHBand="0" w:noVBand="1" w:val="04A0"/>
+        <w:tblLayout w:type="fixed"/>
+        <w:tblW w:type="pct" w:w="5000"/>
+        <w:tblInd w:type="dxa" w:w="0"/>
+        <w:tblBorders>
+          <w:top w:val="single" w:sz="4" w:space="0" w:color="2B547E"/>
+          <w:left w:val="single" w:sz="4" w:space="0" w:color="2B547E"/>
+          <w:bottom w:val="single" w:sz="4" w:space="0" w:color="2B547E"/>
+          <w:right w:val="single" w:sz="4" w:space="0" w:color="2B547E"/>
+          <w:insideH w:val="single" w:sz="4" w:space="0" w:color="2B547E"/>
+          <w:insideV w:val="single" w:sz="4" w:space="0" w:color="2B547E"/>
+        </w:tblBorders>
+      </w:tblPr>
+      <w:tblGrid>
+        <w:gridCol w:w="3288"/>
+        <w:gridCol w:w="7178"/>
+      </w:tblGrid>
+      <w:tr>
+        <w:trPr>
+          <w:cantSplit/>
+        </w:trPr>
+        <w:tc>
+          <w:tcPr>
+            <w:shd w:val="clear" w:color="auto" w:fill="F2F2F2"/>
+            <w:vAlign w:val="center"/>
+            <w:tcW w:type="pct" w:w="1570"/>
+          </w:tcPr>
+          <w:p>
+            <w:pPr>
+              <w:spacing w:before="20" w:after="20"/>
+              <w:jc w:val="left"/>
+            </w:pPr>
+            <w:r/>
+            <w:r>
+              <w:rPr>
+                <w:rFonts w:ascii="Calibri" w:hAnsi="Calibri"/>
+                <w:b/>
+                <w:i w:val="0"/>
+                <w:color w:val="000000"/>
+                <w:sz w:val="20"/>
+              </w:rPr>
+              <w:t>Активна контрола на температура</w:t>
+            </w:r>
+            <w:r>
+              <w:rPr>
+                <w:rFonts w:ascii="Calibri" w:hAnsi="Calibri"/>
+                <w:b w:val="0"/>
+                <w:i w:val="0"/>
+                <w:color w:val="000000"/>
+                <w:sz w:val="16"/>
+              </w:rPr>
+              <w:t xml:space="preserve"> | </w:t>
+            </w:r>
+            <w:r>
+              <w:rPr>
+                <w:rFonts w:ascii="Calibri" w:hAnsi="Calibri"/>
+                <w:b w:val="0"/>
+                <w:i w:val="0"/>
+                <w:color w:val="000000"/>
+                <w:sz w:val="16"/>
+              </w:rPr>
+              <w:t>Active temperature control</w:t>
+            </w:r>
+          </w:p>
+        </w:tc>
+        <w:tc>
+          <w:tcPr>
+            <w:vAlign w:val="center"/>
+            <w:tcW w:type="pct" w:w="3429"/>
+          </w:tcPr>
+          <w:p>
+            <w:pPr>
+              <w:spacing w:before="20" w:after="20"/>
+              <w:jc w:val="center"/>
+            </w:pPr>
+            <w:r/>
+            <w:r>
+              <w:rPr>
+                <w:rFonts w:ascii="Calibri" w:hAnsi="Calibri"/>
+                <w:b w:val="0"/>
+                <w:i w:val="0"/>
+                <w:color w:val="000000"/>
+                <w:sz w:val="20"/>
+              </w:rPr>
+              <w:t>☐ Да</w:t>
+            </w:r>
+            <w:r>
+              <w:rPr>
+                <w:rFonts w:ascii="Calibri" w:hAnsi="Calibri"/>
+                <w:b w:val="0"/>
+                <w:i w:val="0"/>
+                <w:color w:val="000000"/>
+                <w:sz w:val="16"/>
+              </w:rPr>
+              <w:t xml:space="preserve"> | </w:t>
+            </w:r>
+            <w:r>
+              <w:rPr>
+                <w:rFonts w:ascii="Calibri" w:hAnsi="Calibri"/>
+                <w:b w:val="0"/>
+                <w:i/>
+                <w:color w:val="000000"/>
+                <w:sz w:val="16"/>
+              </w:rPr>
+              <w:t>Yes   ☐ Не | No</w:t>
+            </w:r>
           </w:p>
         </w:tc>
       </w:tr>
@@ -889,7 +1091,7 @@
           <w:color w:val="FFFFFF"/>
           <w:sz w:val="22"/>
         </w:rPr>
-        <w:t>2 Материјал</w:t>
+        <w:t>2 Материјал и палети</w:t>
       </w:r>
       <w:r>
         <w:rPr>
@@ -909,7 +1111,7 @@
           <w:color w:val="FFFFFF"/>
           <w:sz w:val="18"/>
         </w:rPr>
-        <w:t>Material</w:t>
+        <w:t>Material and pallets</w:t>
       </w:r>
     </w:p>
     <w:p>
@@ -984,7 +1186,7 @@
                 <w:color w:val="000000"/>
                 <w:sz w:val="24"/>
               </w:rPr>
-              <w:t>Готов производ</w:t>
+              <w:t>Меѓупроизвод</w:t>
             </w:r>
             <w:r>
               <w:rPr>
@@ -1004,7 +1206,7 @@
                 <w:color w:val="000000"/>
                 <w:sz w:val="20"/>
               </w:rPr>
-              <w:t>Finished product</w:t>
+              <w:t>Intermediate</w:t>
             </w:r>
           </w:p>
         </w:tc>
@@ -1137,7 +1339,7 @@
                 <w:color w:val="000000"/>
                 <w:sz w:val="24"/>
               </w:rPr>
-              <w:t>Меѓупроизвод</w:t>
+              <w:t>Готов производ</w:t>
             </w:r>
             <w:r>
               <w:rPr>
@@ -1157,7 +1359,7 @@
                 <w:color w:val="000000"/>
                 <w:sz w:val="20"/>
               </w:rPr>
-              <w:t>Intermediate</w:t>
+              <w:t>Finished product</w:t>
             </w:r>
           </w:p>
         </w:tc>
@@ -1384,11 +1586,12 @@
         </w:tblBorders>
       </w:tblPr>
       <w:tblGrid>
-        <w:gridCol w:w="1708"/>
-        <w:gridCol w:w="1623"/>
-        <w:gridCol w:w="2067"/>
-        <w:gridCol w:w="2840"/>
-        <w:gridCol w:w="2226"/>
+        <w:gridCol w:w="1698"/>
+        <w:gridCol w:w="1576"/>
+        <w:gridCol w:w="1242"/>
+        <w:gridCol w:w="1800"/>
+        <w:gridCol w:w="1982"/>
+        <w:gridCol w:w="2167"/>
       </w:tblGrid>
       <w:tr>
         <w:trPr>
@@ -1399,7 +1602,7 @@
           <w:tcPr>
             <w:shd w:val="clear" w:color="auto" w:fill="2B547E"/>
             <w:vAlign w:val="center"/>
-            <w:tcW w:type="dxa" w:w="1708"/>
+            <w:tcW w:type="dxa" w:w="1698"/>
           </w:tcPr>
           <w:p>
             <w:pPr>
@@ -1424,7 +1627,7 @@
           <w:tcPr>
             <w:shd w:val="clear" w:color="auto" w:fill="2B547E"/>
             <w:vAlign w:val="center"/>
-            <w:tcW w:type="dxa" w:w="1623"/>
+            <w:tcW w:type="dxa" w:w="1576"/>
           </w:tcPr>
           <w:p>
             <w:pPr>
@@ -1469,7 +1672,7 @@
           <w:tcPr>
             <w:shd w:val="clear" w:color="auto" w:fill="2B547E"/>
             <w:vAlign w:val="center"/>
-            <w:tcW w:type="dxa" w:w="2067"/>
+            <w:tcW w:type="dxa" w:w="1242"/>
           </w:tcPr>
           <w:p>
             <w:pPr>
@@ -1486,7 +1689,7 @@
                 <w:color w:val="FFFFFF"/>
                 <w:sz w:val="18"/>
               </w:rPr>
-              <w:t>Нето маса (g)</w:t>
+              <w:t>Кеси</w:t>
             </w:r>
             <w:r>
               <w:rPr>
@@ -1506,7 +1709,7 @@
                 <w:color w:val="FFFFFF"/>
                 <w:sz w:val="14"/>
               </w:rPr>
-              <w:t>Net mass (g)</w:t>
+              <w:t>Bags</w:t>
             </w:r>
           </w:p>
         </w:tc>
@@ -1514,7 +1717,7 @@
           <w:tcPr>
             <w:shd w:val="clear" w:color="auto" w:fill="2B547E"/>
             <w:vAlign w:val="center"/>
-            <w:tcW w:type="dxa" w:w="2840"/>
+            <w:tcW w:type="dxa" w:w="1800"/>
           </w:tcPr>
           <w:p>
             <w:pPr>
@@ -1531,7 +1734,7 @@
                 <w:color w:val="FFFFFF"/>
                 <w:sz w:val="18"/>
               </w:rPr>
-              <w:t>Број на контејнери</w:t>
+              <w:t>Картони</w:t>
             </w:r>
             <w:r>
               <w:rPr>
@@ -1551,7 +1754,7 @@
                 <w:color w:val="FFFFFF"/>
                 <w:sz w:val="14"/>
               </w:rPr>
-              <w:t>Containers</w:t>
+              <w:t>Cartons</w:t>
             </w:r>
           </w:p>
         </w:tc>
@@ -1559,7 +1762,52 @@
           <w:tcPr>
             <w:shd w:val="clear" w:color="auto" w:fill="2B547E"/>
             <w:vAlign w:val="center"/>
-            <w:tcW w:type="dxa" w:w="2226"/>
+            <w:tcW w:type="dxa" w:w="1982"/>
+          </w:tcPr>
+          <w:p>
+            <w:pPr>
+              <w:keepNext/>
+              <w:spacing w:before="20" w:after="20"/>
+              <w:jc w:val="center"/>
+            </w:pPr>
+            <w:r/>
+            <w:r>
+              <w:rPr>
+                <w:rFonts w:ascii="Calibri" w:hAnsi="Calibri"/>
+                <w:b/>
+                <w:i w:val="0"/>
+                <w:color w:val="FFFFFF"/>
+                <w:sz w:val="18"/>
+              </w:rPr>
+              <w:t>Нето маса (g)</w:t>
+            </w:r>
+            <w:r>
+              <w:rPr>
+                <w:rFonts w:ascii="Calibri" w:hAnsi="Calibri"/>
+                <w:b w:val="0"/>
+                <w:i w:val="0"/>
+                <w:color w:val="FFFFFF"/>
+                <w:sz w:val="14"/>
+              </w:rPr>
+              <w:t xml:space="preserve"> | </w:t>
+            </w:r>
+            <w:r>
+              <w:rPr>
+                <w:rFonts w:ascii="Calibri" w:hAnsi="Calibri"/>
+                <w:b w:val="0"/>
+                <w:i w:val="0"/>
+                <w:color w:val="FFFFFF"/>
+                <w:sz w:val="14"/>
+              </w:rPr>
+              <w:t>Net mass (g)</w:t>
+            </w:r>
+          </w:p>
+        </w:tc>
+        <w:tc>
+          <w:tcPr>
+            <w:shd w:val="clear" w:color="auto" w:fill="2B547E"/>
+            <w:vAlign w:val="center"/>
+            <w:tcW w:type="dxa" w:w="2167"/>
           </w:tcPr>
           <w:p>
             <w:pPr>
@@ -1609,7 +1857,7 @@
           <w:tcPr>
             <w:shd w:val="clear" w:color="auto" w:fill="F2F2F2"/>
             <w:vAlign w:val="center"/>
-            <w:tcW w:type="dxa" w:w="1708"/>
+            <w:tcW w:type="dxa" w:w="1698"/>
           </w:tcPr>
           <w:p>
             <w:pPr>
@@ -1633,49 +1881,63 @@
         <w:tc>
           <w:tcPr>
             <w:vAlign w:val="center"/>
-            <w:tcW w:type="dxa" w:w="1623"/>
-          </w:tcPr>
-          <w:p>
-            <w:pPr>
-              <w:keepNext/>
-              <w:spacing w:before="20" w:after="20"/>
-              <w:jc w:val="center"/>
-            </w:pPr>
-            <w:r/>
-          </w:p>
-        </w:tc>
-        <w:tc>
-          <w:tcPr>
-            <w:vAlign w:val="center"/>
-            <w:tcW w:type="dxa" w:w="2067"/>
-          </w:tcPr>
-          <w:p>
-            <w:pPr>
-              <w:keepNext/>
-              <w:spacing w:before="20" w:after="20"/>
-              <w:jc w:val="center"/>
-            </w:pPr>
-            <w:r/>
-          </w:p>
-        </w:tc>
-        <w:tc>
-          <w:tcPr>
-            <w:vAlign w:val="center"/>
-            <w:tcW w:type="dxa" w:w="2840"/>
-          </w:tcPr>
-          <w:p>
-            <w:pPr>
-              <w:keepNext/>
-              <w:spacing w:before="20" w:after="20"/>
-              <w:jc w:val="center"/>
-            </w:pPr>
-            <w:r/>
-          </w:p>
-        </w:tc>
-        <w:tc>
-          <w:tcPr>
-            <w:vAlign w:val="center"/>
-            <w:tcW w:type="dxa" w:w="2226"/>
+            <w:tcW w:type="dxa" w:w="1576"/>
+          </w:tcPr>
+          <w:p>
+            <w:pPr>
+              <w:keepNext/>
+              <w:spacing w:before="20" w:after="20"/>
+              <w:jc w:val="center"/>
+            </w:pPr>
+            <w:r/>
+          </w:p>
+        </w:tc>
+        <w:tc>
+          <w:tcPr>
+            <w:vAlign w:val="center"/>
+            <w:tcW w:type="dxa" w:w="1242"/>
+          </w:tcPr>
+          <w:p>
+            <w:pPr>
+              <w:keepNext/>
+              <w:spacing w:before="20" w:after="20"/>
+              <w:jc w:val="center"/>
+            </w:pPr>
+            <w:r/>
+          </w:p>
+        </w:tc>
+        <w:tc>
+          <w:tcPr>
+            <w:vAlign w:val="center"/>
+            <w:tcW w:type="dxa" w:w="1800"/>
+          </w:tcPr>
+          <w:p>
+            <w:pPr>
+              <w:keepNext/>
+              <w:spacing w:before="20" w:after="20"/>
+              <w:jc w:val="center"/>
+            </w:pPr>
+            <w:r/>
+          </w:p>
+        </w:tc>
+        <w:tc>
+          <w:tcPr>
+            <w:vAlign w:val="center"/>
+            <w:tcW w:type="dxa" w:w="1982"/>
+          </w:tcPr>
+          <w:p>
+            <w:pPr>
+              <w:keepNext/>
+              <w:spacing w:before="20" w:after="20"/>
+              <w:jc w:val="center"/>
+            </w:pPr>
+            <w:r/>
+          </w:p>
+        </w:tc>
+        <w:tc>
+          <w:tcPr>
+            <w:vAlign w:val="center"/>
+            <w:tcW w:type="dxa" w:w="2167"/>
           </w:tcPr>
           <w:p>
             <w:pPr>
@@ -1695,7 +1957,7 @@
           <w:tcPr>
             <w:shd w:val="clear" w:color="auto" w:fill="F2F2F2"/>
             <w:vAlign w:val="center"/>
-            <w:tcW w:type="dxa" w:w="1708"/>
+            <w:tcW w:type="dxa" w:w="1698"/>
           </w:tcPr>
           <w:p>
             <w:pPr>
@@ -1720,7 +1982,7 @@
           <w:tcPr>
             <w:shd w:val="clear" w:color="auto" w:fill="F7FAFC"/>
             <w:vAlign w:val="center"/>
-            <w:tcW w:type="dxa" w:w="1623"/>
+            <w:tcW w:type="dxa" w:w="1576"/>
           </w:tcPr>
           <w:p>
             <w:pPr>
@@ -1735,7 +1997,7 @@
           <w:tcPr>
             <w:shd w:val="clear" w:color="auto" w:fill="F7FAFC"/>
             <w:vAlign w:val="center"/>
-            <w:tcW w:type="dxa" w:w="2067"/>
+            <w:tcW w:type="dxa" w:w="1242"/>
           </w:tcPr>
           <w:p>
             <w:pPr>
@@ -1750,7 +2012,7 @@
           <w:tcPr>
             <w:shd w:val="clear" w:color="auto" w:fill="F7FAFC"/>
             <w:vAlign w:val="center"/>
-            <w:tcW w:type="dxa" w:w="2840"/>
+            <w:tcW w:type="dxa" w:w="1800"/>
           </w:tcPr>
           <w:p>
             <w:pPr>
@@ -1765,7 +2027,22 @@
           <w:tcPr>
             <w:shd w:val="clear" w:color="auto" w:fill="F7FAFC"/>
             <w:vAlign w:val="center"/>
-            <w:tcW w:type="dxa" w:w="2226"/>
+            <w:tcW w:type="dxa" w:w="1982"/>
+          </w:tcPr>
+          <w:p>
+            <w:pPr>
+              <w:keepNext/>
+              <w:spacing w:before="20" w:after="20"/>
+              <w:jc w:val="center"/>
+            </w:pPr>
+            <w:r/>
+          </w:p>
+        </w:tc>
+        <w:tc>
+          <w:tcPr>
+            <w:shd w:val="clear" w:color="auto" w:fill="F7FAFC"/>
+            <w:vAlign w:val="center"/>
+            <w:tcW w:type="dxa" w:w="2167"/>
           </w:tcPr>
           <w:p>
             <w:pPr>
@@ -1785,7 +2062,7 @@
           <w:tcPr>
             <w:shd w:val="clear" w:color="auto" w:fill="F2F2F2"/>
             <w:vAlign w:val="center"/>
-            <w:tcW w:type="dxa" w:w="1708"/>
+            <w:tcW w:type="dxa" w:w="1698"/>
           </w:tcPr>
           <w:p>
             <w:pPr>
@@ -1809,49 +2086,63 @@
         <w:tc>
           <w:tcPr>
             <w:vAlign w:val="center"/>
-            <w:tcW w:type="dxa" w:w="1623"/>
-          </w:tcPr>
-          <w:p>
-            <w:pPr>
-              <w:keepNext/>
-              <w:spacing w:before="20" w:after="20"/>
-              <w:jc w:val="center"/>
-            </w:pPr>
-            <w:r/>
-          </w:p>
-        </w:tc>
-        <w:tc>
-          <w:tcPr>
-            <w:vAlign w:val="center"/>
-            <w:tcW w:type="dxa" w:w="2067"/>
-          </w:tcPr>
-          <w:p>
-            <w:pPr>
-              <w:keepNext/>
-              <w:spacing w:before="20" w:after="20"/>
-              <w:jc w:val="center"/>
-            </w:pPr>
-            <w:r/>
-          </w:p>
-        </w:tc>
-        <w:tc>
-          <w:tcPr>
-            <w:vAlign w:val="center"/>
-            <w:tcW w:type="dxa" w:w="2840"/>
-          </w:tcPr>
-          <w:p>
-            <w:pPr>
-              <w:keepNext/>
-              <w:spacing w:before="20" w:after="20"/>
-              <w:jc w:val="center"/>
-            </w:pPr>
-            <w:r/>
-          </w:p>
-        </w:tc>
-        <w:tc>
-          <w:tcPr>
-            <w:vAlign w:val="center"/>
-            <w:tcW w:type="dxa" w:w="2226"/>
+            <w:tcW w:type="dxa" w:w="1576"/>
+          </w:tcPr>
+          <w:p>
+            <w:pPr>
+              <w:keepNext/>
+              <w:spacing w:before="20" w:after="20"/>
+              <w:jc w:val="center"/>
+            </w:pPr>
+            <w:r/>
+          </w:p>
+        </w:tc>
+        <w:tc>
+          <w:tcPr>
+            <w:vAlign w:val="center"/>
+            <w:tcW w:type="dxa" w:w="1242"/>
+          </w:tcPr>
+          <w:p>
+            <w:pPr>
+              <w:keepNext/>
+              <w:spacing w:before="20" w:after="20"/>
+              <w:jc w:val="center"/>
+            </w:pPr>
+            <w:r/>
+          </w:p>
+        </w:tc>
+        <w:tc>
+          <w:tcPr>
+            <w:vAlign w:val="center"/>
+            <w:tcW w:type="dxa" w:w="1800"/>
+          </w:tcPr>
+          <w:p>
+            <w:pPr>
+              <w:keepNext/>
+              <w:spacing w:before="20" w:after="20"/>
+              <w:jc w:val="center"/>
+            </w:pPr>
+            <w:r/>
+          </w:p>
+        </w:tc>
+        <w:tc>
+          <w:tcPr>
+            <w:vAlign w:val="center"/>
+            <w:tcW w:type="dxa" w:w="1982"/>
+          </w:tcPr>
+          <w:p>
+            <w:pPr>
+              <w:keepNext/>
+              <w:spacing w:before="20" w:after="20"/>
+              <w:jc w:val="center"/>
+            </w:pPr>
+            <w:r/>
+          </w:p>
+        </w:tc>
+        <w:tc>
+          <w:tcPr>
+            <w:vAlign w:val="center"/>
+            <w:tcW w:type="dxa" w:w="2167"/>
           </w:tcPr>
           <w:p>
             <w:pPr>
@@ -1871,7 +2162,7 @@
           <w:tcPr>
             <w:shd w:val="clear" w:color="auto" w:fill="F2F2F2"/>
             <w:vAlign w:val="center"/>
-            <w:tcW w:type="dxa" w:w="1708"/>
+            <w:tcW w:type="dxa" w:w="1698"/>
           </w:tcPr>
           <w:p>
             <w:pPr>
@@ -1915,7 +2206,7 @@
           <w:tcPr>
             <w:shd w:val="clear" w:color="auto" w:fill="F7FAFC"/>
             <w:vAlign w:val="center"/>
-            <w:tcW w:type="dxa" w:w="1623"/>
+            <w:tcW w:type="dxa" w:w="1576"/>
           </w:tcPr>
           <w:p>
             <w:pPr>
@@ -1929,7 +2220,7 @@
           <w:tcPr>
             <w:shd w:val="clear" w:color="auto" w:fill="F7FAFC"/>
             <w:vAlign w:val="center"/>
-            <w:tcW w:type="dxa" w:w="2067"/>
+            <w:tcW w:type="dxa" w:w="1242"/>
           </w:tcPr>
           <w:p>
             <w:pPr>
@@ -1943,7 +2234,7 @@
           <w:tcPr>
             <w:shd w:val="clear" w:color="auto" w:fill="F7FAFC"/>
             <w:vAlign w:val="center"/>
-            <w:tcW w:type="dxa" w:w="2840"/>
+            <w:tcW w:type="dxa" w:w="1800"/>
           </w:tcPr>
           <w:p>
             <w:pPr>
@@ -1957,7 +2248,404 @@
           <w:tcPr>
             <w:shd w:val="clear" w:color="auto" w:fill="F7FAFC"/>
             <w:vAlign w:val="center"/>
-            <w:tcW w:type="dxa" w:w="2226"/>
+            <w:tcW w:type="dxa" w:w="1982"/>
+          </w:tcPr>
+          <w:p>
+            <w:pPr>
+              <w:spacing w:before="20" w:after="20"/>
+              <w:jc w:val="center"/>
+            </w:pPr>
+            <w:r/>
+          </w:p>
+        </w:tc>
+        <w:tc>
+          <w:tcPr>
+            <w:shd w:val="clear" w:color="auto" w:fill="F7FAFC"/>
+            <w:vAlign w:val="center"/>
+            <w:tcW w:type="dxa" w:w="2167"/>
+          </w:tcPr>
+          <w:p>
+            <w:pPr>
+              <w:spacing w:before="20" w:after="20"/>
+              <w:jc w:val="center"/>
+            </w:pPr>
+            <w:r/>
+          </w:p>
+        </w:tc>
+      </w:tr>
+    </w:tbl>
+    <w:p>
+      <w:pPr>
+        <w:keepNext/>
+        <w:spacing w:before="0" w:after="0" w:lineRule="exact" w:line="120"/>
+      </w:pPr>
+    </w:p>
+    <w:tbl>
+      <w:tblPr>
+        <w:jc w:val="center"/>
+        <w:tblLook w:firstColumn="1" w:firstRow="1" w:lastColumn="0" w:lastRow="0" w:noHBand="0" w:noVBand="1" w:val="04A0"/>
+        <w:tblLayout w:type="fixed"/>
+        <w:tblW w:type="pct" w:w="5000"/>
+        <w:tblInd w:type="dxa" w:w="0"/>
+        <w:tblBorders>
+          <w:top w:val="single" w:sz="4" w:space="0" w:color="2B547E"/>
+          <w:left w:val="single" w:sz="4" w:space="0" w:color="2B547E"/>
+          <w:bottom w:val="single" w:sz="4" w:space="0" w:color="2B547E"/>
+          <w:right w:val="single" w:sz="4" w:space="0" w:color="2B547E"/>
+          <w:insideH w:val="single" w:sz="4" w:space="0" w:color="2B547E"/>
+          <w:insideV w:val="single" w:sz="4" w:space="0" w:color="2B547E"/>
+        </w:tblBorders>
+      </w:tblPr>
+      <w:tblGrid>
+        <w:gridCol w:w="3197"/>
+        <w:gridCol w:w="2035"/>
+        <w:gridCol w:w="3197"/>
+        <w:gridCol w:w="2035"/>
+      </w:tblGrid>
+      <w:tr>
+        <w:trPr>
+          <w:cantSplit/>
+        </w:trPr>
+        <w:tc>
+          <w:tcPr>
+            <w:shd w:val="clear" w:color="auto" w:fill="F2F2F2"/>
+            <w:vAlign w:val="center"/>
+            <w:tcW w:type="pct" w:w="1527"/>
+          </w:tcPr>
+          <w:p>
+            <w:pPr>
+              <w:keepNext/>
+              <w:spacing w:before="20" w:after="20"/>
+              <w:jc w:val="left"/>
+            </w:pPr>
+            <w:r/>
+            <w:r>
+              <w:rPr>
+                <w:rFonts w:ascii="Calibri" w:hAnsi="Calibri"/>
+                <w:b/>
+                <w:i w:val="0"/>
+                <w:color w:val="000000"/>
+                <w:sz w:val="20"/>
+              </w:rPr>
+              <w:t>Палети G (8 картони)</w:t>
+            </w:r>
+            <w:r>
+              <w:rPr>
+                <w:rFonts w:ascii="Calibri" w:hAnsi="Calibri"/>
+                <w:b w:val="0"/>
+                <w:i w:val="0"/>
+                <w:color w:val="000000"/>
+                <w:sz w:val="16"/>
+              </w:rPr>
+              <w:t xml:space="preserve"> | </w:t>
+            </w:r>
+            <w:r>
+              <w:rPr>
+                <w:rFonts w:ascii="Calibri" w:hAnsi="Calibri"/>
+                <w:b w:val="0"/>
+                <w:i w:val="0"/>
+                <w:color w:val="000000"/>
+                <w:sz w:val="16"/>
+              </w:rPr>
+              <w:t>Pallets L (8 cartons)</w:t>
+            </w:r>
+          </w:p>
+        </w:tc>
+        <w:tc>
+          <w:tcPr>
+            <w:vAlign w:val="center"/>
+            <w:tcW w:type="pct" w:w="972"/>
+          </w:tcPr>
+          <w:p>
+            <w:pPr>
+              <w:keepNext/>
+              <w:spacing w:before="20" w:after="20"/>
+              <w:jc w:val="center"/>
+            </w:pPr>
+            <w:r/>
+          </w:p>
+        </w:tc>
+        <w:tc>
+          <w:tcPr>
+            <w:shd w:val="clear" w:color="auto" w:fill="F2F2F2"/>
+            <w:vAlign w:val="center"/>
+            <w:tcW w:type="pct" w:w="1527"/>
+          </w:tcPr>
+          <w:p>
+            <w:pPr>
+              <w:keepNext/>
+              <w:spacing w:before="20" w:after="20"/>
+              <w:jc w:val="left"/>
+            </w:pPr>
+            <w:r/>
+            <w:r>
+              <w:rPr>
+                <w:rFonts w:ascii="Calibri" w:hAnsi="Calibri"/>
+                <w:b/>
+                <w:i w:val="0"/>
+                <w:color w:val="000000"/>
+                <w:sz w:val="20"/>
+              </w:rPr>
+              <w:t>Палети M (4 картони)</w:t>
+            </w:r>
+            <w:r>
+              <w:rPr>
+                <w:rFonts w:ascii="Calibri" w:hAnsi="Calibri"/>
+                <w:b w:val="0"/>
+                <w:i w:val="0"/>
+                <w:color w:val="000000"/>
+                <w:sz w:val="16"/>
+              </w:rPr>
+              <w:t xml:space="preserve"> | </w:t>
+            </w:r>
+            <w:r>
+              <w:rPr>
+                <w:rFonts w:ascii="Calibri" w:hAnsi="Calibri"/>
+                <w:b w:val="0"/>
+                <w:i w:val="0"/>
+                <w:color w:val="000000"/>
+                <w:sz w:val="16"/>
+              </w:rPr>
+              <w:t>Pallets S (4 cartons)</w:t>
+            </w:r>
+          </w:p>
+        </w:tc>
+        <w:tc>
+          <w:tcPr>
+            <w:vAlign w:val="center"/>
+            <w:tcW w:type="pct" w:w="972"/>
+          </w:tcPr>
+          <w:p>
+            <w:pPr>
+              <w:keepNext/>
+              <w:spacing w:before="20" w:after="20"/>
+              <w:jc w:val="center"/>
+            </w:pPr>
+            <w:r/>
+          </w:p>
+        </w:tc>
+      </w:tr>
+    </w:tbl>
+    <w:tbl>
+      <w:tblPr>
+        <w:jc w:val="center"/>
+        <w:tblLook w:firstColumn="1" w:firstRow="1" w:lastColumn="0" w:lastRow="0" w:noHBand="0" w:noVBand="1" w:val="04A0"/>
+        <w:tblLayout w:type="fixed"/>
+        <w:tblW w:type="pct" w:w="5000"/>
+        <w:tblInd w:type="dxa" w:w="0"/>
+        <w:tblBorders>
+          <w:top w:val="single" w:sz="4" w:space="0" w:color="2B547E"/>
+          <w:left w:val="single" w:sz="4" w:space="0" w:color="2B547E"/>
+          <w:bottom w:val="single" w:sz="4" w:space="0" w:color="2B547E"/>
+          <w:right w:val="single" w:sz="4" w:space="0" w:color="2B547E"/>
+          <w:insideH w:val="single" w:sz="4" w:space="0" w:color="2B547E"/>
+          <w:insideV w:val="single" w:sz="4" w:space="0" w:color="2B547E"/>
+        </w:tblBorders>
+      </w:tblPr>
+      <w:tblGrid>
+        <w:gridCol w:w="3288"/>
+        <w:gridCol w:w="1944"/>
+        <w:gridCol w:w="3288"/>
+        <w:gridCol w:w="1944"/>
+      </w:tblGrid>
+      <w:tr>
+        <w:trPr>
+          <w:cantSplit/>
+        </w:trPr>
+        <w:tc>
+          <w:tcPr>
+            <w:shd w:val="clear" w:color="auto" w:fill="F2F2F2"/>
+            <w:vAlign w:val="center"/>
+            <w:tcW w:type="pct" w:w="1570"/>
+          </w:tcPr>
+          <w:p>
+            <w:pPr>
+              <w:spacing w:before="20" w:after="20"/>
+              <w:jc w:val="left"/>
+            </w:pPr>
+            <w:r/>
+            <w:r>
+              <w:rPr>
+                <w:rFonts w:ascii="Calibri" w:hAnsi="Calibri"/>
+                <w:b/>
+                <w:i w:val="0"/>
+                <w:color w:val="000000"/>
+                <w:sz w:val="20"/>
+              </w:rPr>
+              <w:t>Логери за еднократна употреба</w:t>
+            </w:r>
+            <w:r>
+              <w:rPr>
+                <w:rFonts w:ascii="Calibri" w:hAnsi="Calibri"/>
+                <w:b w:val="0"/>
+                <w:i w:val="0"/>
+                <w:color w:val="000000"/>
+                <w:sz w:val="16"/>
+              </w:rPr>
+              <w:t xml:space="preserve"> | </w:t>
+            </w:r>
+            <w:r>
+              <w:rPr>
+                <w:rFonts w:ascii="Calibri" w:hAnsi="Calibri"/>
+                <w:b w:val="0"/>
+                <w:i w:val="0"/>
+                <w:color w:val="000000"/>
+                <w:sz w:val="16"/>
+              </w:rPr>
+              <w:t>Single-use loggers</w:t>
+            </w:r>
+          </w:p>
+        </w:tc>
+        <w:tc>
+          <w:tcPr>
+            <w:vAlign w:val="center"/>
+            <w:tcW w:type="pct" w:w="929"/>
+          </w:tcPr>
+          <w:p>
+            <w:pPr>
+              <w:spacing w:before="20" w:after="20"/>
+              <w:jc w:val="center"/>
+            </w:pPr>
+            <w:r/>
+          </w:p>
+        </w:tc>
+        <w:tc>
+          <w:tcPr>
+            <w:shd w:val="clear" w:color="auto" w:fill="F2F2F2"/>
+            <w:vAlign w:val="center"/>
+            <w:tcW w:type="pct" w:w="1570"/>
+          </w:tcPr>
+          <w:p>
+            <w:pPr>
+              <w:spacing w:before="20" w:after="20"/>
+              <w:jc w:val="left"/>
+            </w:pPr>
+            <w:r/>
+            <w:r>
+              <w:rPr>
+                <w:rFonts w:ascii="Calibri" w:hAnsi="Calibri"/>
+                <w:b/>
+                <w:i w:val="0"/>
+                <w:color w:val="000000"/>
+                <w:sz w:val="20"/>
+              </w:rPr>
+              <w:t>USB логер (сериски број)</w:t>
+            </w:r>
+            <w:r>
+              <w:rPr>
+                <w:rFonts w:ascii="Calibri" w:hAnsi="Calibri"/>
+                <w:b w:val="0"/>
+                <w:i w:val="0"/>
+                <w:color w:val="000000"/>
+                <w:sz w:val="16"/>
+              </w:rPr>
+              <w:t xml:space="preserve"> | </w:t>
+            </w:r>
+            <w:r>
+              <w:rPr>
+                <w:rFonts w:ascii="Calibri" w:hAnsi="Calibri"/>
+                <w:b w:val="0"/>
+                <w:i w:val="0"/>
+                <w:color w:val="000000"/>
+                <w:sz w:val="16"/>
+              </w:rPr>
+              <w:t>USB logger (serial No.)</w:t>
+            </w:r>
+          </w:p>
+        </w:tc>
+        <w:tc>
+          <w:tcPr>
+            <w:vAlign w:val="center"/>
+            <w:tcW w:type="pct" w:w="929"/>
+          </w:tcPr>
+          <w:p>
+            <w:pPr>
+              <w:spacing w:before="20" w:after="20"/>
+              <w:jc w:val="center"/>
+            </w:pPr>
+            <w:r/>
+          </w:p>
+        </w:tc>
+      </w:tr>
+    </w:tbl>
+    <w:p>
+      <w:pPr>
+        <w:keepNext/>
+        <w:spacing w:before="0" w:after="0" w:lineRule="exact" w:line="120"/>
+      </w:pPr>
+    </w:p>
+    <w:tbl>
+      <w:tblPr>
+        <w:tblLook w:firstColumn="1" w:firstRow="1" w:lastColumn="0" w:lastRow="0" w:noHBand="0" w:noVBand="1" w:val="04A0"/>
+        <w:tblLayout w:type="fixed"/>
+        <w:tblW w:type="dxa" w:w="10466"/>
+        <w:tblInd w:type="dxa" w:w="0"/>
+        <w:jc w:val="center"/>
+        <w:tblBorders>
+          <w:top w:val="single" w:sz="4" w:space="0" w:color="2B547E"/>
+          <w:left w:val="single" w:sz="4" w:space="0" w:color="2B547E"/>
+          <w:bottom w:val="single" w:sz="4" w:space="0" w:color="2B547E"/>
+          <w:right w:val="single" w:sz="4" w:space="0" w:color="2B547E"/>
+          <w:insideH w:val="single" w:sz="4" w:space="0" w:color="2B547E"/>
+          <w:insideV w:val="single" w:sz="4" w:space="0" w:color="2B547E"/>
+        </w:tblBorders>
+      </w:tblPr>
+      <w:tblGrid>
+        <w:gridCol w:w="3676"/>
+        <w:gridCol w:w="6790"/>
+      </w:tblGrid>
+      <w:tr>
+        <w:trPr>
+          <w:cantSplit/>
+        </w:trPr>
+        <w:tc>
+          <w:tcPr>
+            <w:shd w:val="clear" w:color="auto" w:fill="F2F2F2"/>
+            <w:vAlign w:val="center"/>
+            <w:tcW w:type="dxa" w:w="3676"/>
+          </w:tcPr>
+          <w:p>
+            <w:pPr>
+              <w:spacing w:before="20" w:after="20"/>
+              <w:jc w:val="left"/>
+            </w:pPr>
+            <w:r/>
+            <w:r>
+              <w:rPr>
+                <w:rFonts w:ascii="Calibri" w:hAnsi="Calibri"/>
+                <w:b/>
+                <w:i w:val="0"/>
+                <w:color w:val="000000"/>
+                <w:sz w:val="20"/>
+              </w:rPr>
+              <w:t>Распоред на палетите во возилото (скица или опис; позиција на USB логерот)</w:t>
+            </w:r>
+            <w:r>
+              <w:rPr>
+                <w:rFonts w:ascii="Calibri" w:hAnsi="Calibri"/>
+                <w:b w:val="0"/>
+                <w:i w:val="0"/>
+                <w:color w:val="000000"/>
+                <w:sz w:val="16"/>
+              </w:rPr>
+              <w:t xml:space="preserve"> | </w:t>
+            </w:r>
+            <w:r>
+              <w:rPr>
+                <w:rFonts w:ascii="Calibri" w:hAnsi="Calibri"/>
+                <w:b w:val="0"/>
+                <w:i w:val="0"/>
+                <w:color w:val="000000"/>
+                <w:sz w:val="16"/>
+              </w:rPr>
+              <w:t>Pallet arrangement in the vehicle (sketch or description; USB logger position)</w:t>
+            </w:r>
+          </w:p>
+        </w:tc>
+        <w:tc>
+          <w:tcPr>
+            <w:vAlign w:val="center"/>
+            <w:tcW w:type="dxa" w:w="6790"/>
           </w:tcPr>
           <w:p>
             <w:pPr>
@@ -2523,7 +3211,7 @@
                 <w:color w:val="000000"/>
                 <w:sz w:val="18"/>
               </w:rPr>
-              <w:t>двочлена посада, GPS, неозначено возило</w:t>
+              <w:t>полициско придружување, две лица, неозначено возило</w:t>
             </w:r>
             <w:r>
               <w:rPr>
@@ -2543,7 +3231,7 @@
                 <w:color w:val="000000"/>
                 <w:sz w:val="14"/>
               </w:rPr>
-              <w:t>two-person crew, GPS, unmarked vehicle</w:t>
+              <w:t>police escort, two persons, unmarked vehicle</w:t>
             </w:r>
           </w:p>
         </w:tc>
@@ -2702,7 +3390,7 @@
                 <w:color w:val="000000"/>
                 <w:sz w:val="18"/>
               </w:rPr>
-              <w:t>GPS во реално време, одобрени застанувања</w:t>
+              <w:t>придружување, контролни јавувања, одобрени застанувања</w:t>
             </w:r>
             <w:r>
               <w:rPr>
@@ -2722,7 +3410,7 @@
                 <w:color w:val="000000"/>
                 <w:sz w:val="14"/>
               </w:rPr>
-              <w:t>real-time GPS, approved stops</w:t>
+              <w:t>escort, check-in calls, approved stops</w:t>
             </w:r>
           </w:p>
         </w:tc>
@@ -2789,7 +3477,7 @@
                 <w:color w:val="000000"/>
                 <w:sz w:val="18"/>
               </w:rPr>
-              <w:t>Сезонска температура надвор од опсег</w:t>
+              <w:t>Придружувањето не се појавува / доцни</w:t>
             </w:r>
             <w:r>
               <w:rPr>
@@ -2809,7 +3497,7 @@
                 <w:color w:val="000000"/>
                 <w:sz w:val="14"/>
               </w:rPr>
-              <w:t>Seasonal temperature out of range</w:t>
+              <w:t>Escort does not arrive / is late</w:t>
             </w:r>
           </w:p>
         </w:tc>
@@ -2871,7 +3559,7 @@
                 <w:color w:val="000000"/>
                 <w:sz w:val="18"/>
               </w:rPr>
-              <w:t>квалификувана климатизација, предкондиционирање 30 мин</w:t>
+              <w:t>потврда од МВР, отпремата се одложува</w:t>
             </w:r>
             <w:r>
               <w:rPr>
@@ -2891,7 +3579,7 @@
                 <w:color w:val="000000"/>
                 <w:sz w:val="14"/>
               </w:rPr>
-              <w:t>qualified climate control, 30 min pre-conditioning</w:t>
+              <w:t>MoIA confirmation, dispatch postponed</w:t>
             </w:r>
           </w:p>
         </w:tc>
@@ -2957,7 +3645,7 @@
                 <w:color w:val="000000"/>
                 <w:sz w:val="18"/>
               </w:rPr>
-              <w:t>Влага / кондензација</w:t>
+              <w:t>Сезонска температура надвор од опсег</w:t>
             </w:r>
             <w:r>
               <w:rPr>
@@ -2977,7 +3665,7 @@
                 <w:color w:val="000000"/>
                 <w:sz w:val="14"/>
               </w:rPr>
-              <w:t>Humidity / condensation</w:t>
+              <w:t>Seasonal temperature out of range</w:t>
             </w:r>
           </w:p>
         </w:tc>
@@ -3043,7 +3731,7 @@
                 <w:color w:val="000000"/>
                 <w:sz w:val="18"/>
               </w:rPr>
-              <w:t>херметично пакување, логер за RH</w:t>
+              <w:t>термо-ќебе, квалификувано времетраење, (контрола на температура)</w:t>
             </w:r>
             <w:r>
               <w:rPr>
@@ -3063,7 +3751,7 @@
                 <w:color w:val="000000"/>
                 <w:sz w:val="14"/>
               </w:rPr>
-              <w:t>airtight packaging, RH logger</w:t>
+              <w:t>thermal blanket, qualified duration, (temperature control)</w:t>
             </w:r>
           </w:p>
         </w:tc>
@@ -3129,7 +3817,7 @@
                 <w:color w:val="000000"/>
                 <w:sz w:val="18"/>
               </w:rPr>
-              <w:t>Доцнење (сообраќај, дефект)</w:t>
+              <w:t>Влага / кондензација</w:t>
             </w:r>
             <w:r>
               <w:rPr>
@@ -3149,7 +3837,7 @@
                 <w:color w:val="000000"/>
                 <w:sz w:val="14"/>
               </w:rPr>
-              <w:t>Delay (traffic, breakdown)</w:t>
+              <w:t>Humidity / condensation</w:t>
             </w:r>
           </w:p>
         </w:tc>
@@ -3211,7 +3899,7 @@
                 <w:color w:val="000000"/>
                 <w:sz w:val="18"/>
               </w:rPr>
-              <w:t>резервно возило, време на задржување од OQ</w:t>
+              <w:t>стреч-фолија, сув товарен простор, USB логер за RH</w:t>
             </w:r>
             <w:r>
               <w:rPr>
@@ -3231,7 +3919,7 @@
                 <w:color w:val="000000"/>
                 <w:sz w:val="14"/>
               </w:rPr>
-              <w:t>backup vehicle, hold time from OQ</w:t>
+              <w:t>stretch film, dry load space, USB RH logger</w:t>
             </w:r>
           </w:p>
         </w:tc>
@@ -3297,7 +3985,7 @@
                 <w:color w:val="000000"/>
                 <w:sz w:val="18"/>
               </w:rPr>
-              <w:t>Оштетување на пакувањето</w:t>
+              <w:t>Доцнење (сообраќај, дефект)</w:t>
             </w:r>
             <w:r>
               <w:rPr>
@@ -3317,7 +4005,7 @@
                 <w:color w:val="000000"/>
                 <w:sz w:val="14"/>
               </w:rPr>
-              <w:t>Packaging damage</w:t>
+              <w:t>Delay (traffic, breakdown)</w:t>
             </w:r>
           </w:p>
         </w:tc>
@@ -3383,7 +4071,7 @@
                 <w:color w:val="000000"/>
                 <w:sz w:val="18"/>
               </w:rPr>
-              <w:t>амортизација, обезбедување на товарот</w:t>
+              <w:t>резервно возило, време на задржување од OQ</w:t>
             </w:r>
             <w:r>
               <w:rPr>
@@ -3403,7 +4091,7 @@
                 <w:color w:val="000000"/>
                 <w:sz w:val="14"/>
               </w:rPr>
-              <w:t>cushioning, load securing</w:t>
+              <w:t>backup vehicle, hold time from OQ</w:t>
             </w:r>
           </w:p>
         </w:tc>
@@ -3469,7 +4157,7 @@
                 <w:color w:val="000000"/>
                 <w:sz w:val="18"/>
               </w:rPr>
-              <w:t>Губење/замена на материјал</w:t>
+              <w:t>Оштетување на палета / картон</w:t>
             </w:r>
             <w:r>
               <w:rPr>
@@ -3489,7 +4177,7 @@
                 <w:color w:val="000000"/>
                 <w:sz w:val="14"/>
               </w:rPr>
-              <w:t>Material loss/mix-up</w:t>
+              <w:t>Pallet / carton damage</w:t>
             </w:r>
           </w:p>
         </w:tc>
@@ -3551,7 +4239,7 @@
                 <w:color w:val="000000"/>
                 <w:sz w:val="18"/>
               </w:rPr>
-              <w:t>двојна проверка, пломби, манифест</w:t>
+              <w:t>без препуштање, обезбедување на товарот</w:t>
             </w:r>
             <w:r>
               <w:rPr>
@@ -3571,7 +4259,7 @@
                 <w:color w:val="000000"/>
                 <w:sz w:val="14"/>
               </w:rPr>
-              <w:t>two-person check, seals, manifest</w:t>
+              <w:t>no overhang, load securing</w:t>
             </w:r>
           </w:p>
         </w:tc>
@@ -3637,7 +4325,7 @@
                 <w:color w:val="000000"/>
                 <w:sz w:val="18"/>
               </w:rPr>
-              <w:t>Регулаторно (без потврда од МВР)</w:t>
+              <w:t>Губење / замена (етикети на хартија)</w:t>
             </w:r>
             <w:r>
               <w:rPr>
@@ -3657,7 +4345,7 @@
                 <w:color w:val="000000"/>
                 <w:sz w:val="14"/>
               </w:rPr>
-              <w:t>Regulatory (no MoIA confirmation)</w:t>
+              <w:t>Loss / mix-up (paper labels)</w:t>
             </w:r>
           </w:p>
         </w:tc>
@@ -3723,7 +4411,7 @@
                 <w:color w:val="000000"/>
                 <w:sz w:val="18"/>
               </w:rPr>
-              <w:t>чек-листа A05: блокира отпрема</w:t>
+              <w:t>двојна проверка, листи на пакување, броење на секоја точка</w:t>
             </w:r>
             <w:r>
               <w:rPr>
@@ -3743,7 +4431,7 @@
                 <w:color w:val="000000"/>
                 <w:sz w:val="14"/>
               </w:rPr>
-              <w:t>checklist A05 blocks dispatch</w:t>
+              <w:t>two-person check, packing lists, count at every transfer</w:t>
             </w:r>
           </w:p>
         </w:tc>
@@ -3787,6 +4475,346 @@
                 <w:sz w:val="18"/>
               </w:rPr>
               <w:t>9</w:t>
+            </w:r>
+          </w:p>
+        </w:tc>
+        <w:tc>
+          <w:tcPr>
+            <w:vAlign w:val="center"/>
+            <w:tcW w:type="dxa" w:w="3312"/>
+          </w:tcPr>
+          <w:p>
+            <w:pPr>
+              <w:spacing w:before="20" w:after="20"/>
+              <w:jc w:val="center"/>
+            </w:pPr>
+            <w:r/>
+            <w:r>
+              <w:rPr>
+                <w:rFonts w:ascii="Calibri" w:hAnsi="Calibri"/>
+                <w:b w:val="0"/>
+                <w:i w:val="0"/>
+                <w:color w:val="000000"/>
+                <w:sz w:val="18"/>
+              </w:rPr>
+              <w:t>Логер не е активиран / изгубен</w:t>
+            </w:r>
+            <w:r>
+              <w:rPr>
+                <w:rFonts w:ascii="Calibri" w:hAnsi="Calibri"/>
+                <w:b w:val="0"/>
+                <w:i w:val="0"/>
+                <w:color w:val="000000"/>
+                <w:sz w:val="14"/>
+              </w:rPr>
+              <w:t xml:space="preserve"> | </w:t>
+            </w:r>
+            <w:r>
+              <w:rPr>
+                <w:rFonts w:ascii="Calibri" w:hAnsi="Calibri"/>
+                <w:b w:val="0"/>
+                <w:i/>
+                <w:color w:val="000000"/>
+                <w:sz w:val="14"/>
+              </w:rPr>
+              <w:t>Logger not started / lost</w:t>
+            </w:r>
+          </w:p>
+        </w:tc>
+        <w:tc>
+          <w:tcPr>
+            <w:vAlign w:val="center"/>
+            <w:tcW w:type="dxa" w:w="510"/>
+          </w:tcPr>
+          <w:p>
+            <w:pPr>
+              <w:spacing w:before="20" w:after="20"/>
+              <w:jc w:val="center"/>
+            </w:pPr>
+            <w:r/>
+          </w:p>
+        </w:tc>
+        <w:tc>
+          <w:tcPr>
+            <w:vAlign w:val="center"/>
+            <w:tcW w:type="dxa" w:w="510"/>
+          </w:tcPr>
+          <w:p>
+            <w:pPr>
+              <w:spacing w:before="20" w:after="20"/>
+              <w:jc w:val="center"/>
+            </w:pPr>
+            <w:r/>
+          </w:p>
+        </w:tc>
+        <w:tc>
+          <w:tcPr>
+            <w:vAlign w:val="center"/>
+            <w:tcW w:type="dxa" w:w="1107"/>
+          </w:tcPr>
+          <w:p>
+            <w:pPr>
+              <w:spacing w:before="20" w:after="20"/>
+              <w:jc w:val="center"/>
+            </w:pPr>
+            <w:r/>
+          </w:p>
+        </w:tc>
+        <w:tc>
+          <w:tcPr>
+            <w:vAlign w:val="center"/>
+            <w:tcW w:type="dxa" w:w="3312"/>
+          </w:tcPr>
+          <w:p>
+            <w:pPr>
+              <w:spacing w:before="20" w:after="20"/>
+              <w:jc w:val="center"/>
+            </w:pPr>
+            <w:r/>
+            <w:r>
+              <w:rPr>
+                <w:rFonts w:ascii="Calibri" w:hAnsi="Calibri"/>
+                <w:b w:val="0"/>
+                <w:i w:val="0"/>
+                <w:color w:val="000000"/>
+                <w:sz w:val="18"/>
+              </w:rPr>
+              <w:t>проверка при активирање, сериски број во A04, USB логер</w:t>
+            </w:r>
+            <w:r>
+              <w:rPr>
+                <w:rFonts w:ascii="Calibri" w:hAnsi="Calibri"/>
+                <w:b w:val="0"/>
+                <w:i w:val="0"/>
+                <w:color w:val="000000"/>
+                <w:sz w:val="14"/>
+              </w:rPr>
+              <w:t xml:space="preserve"> | </w:t>
+            </w:r>
+            <w:r>
+              <w:rPr>
+                <w:rFonts w:ascii="Calibri" w:hAnsi="Calibri"/>
+                <w:b w:val="0"/>
+                <w:i/>
+                <w:color w:val="000000"/>
+                <w:sz w:val="14"/>
+              </w:rPr>
+              <w:t>check at start, serial No. in A04, USB logger</w:t>
+            </w:r>
+          </w:p>
+        </w:tc>
+        <w:tc>
+          <w:tcPr>
+            <w:vAlign w:val="center"/>
+            <w:tcW w:type="dxa" w:w="1204"/>
+          </w:tcPr>
+          <w:p>
+            <w:pPr>
+              <w:spacing w:before="20" w:after="20"/>
+              <w:jc w:val="center"/>
+            </w:pPr>
+            <w:r/>
+          </w:p>
+        </w:tc>
+      </w:tr>
+      <w:tr>
+        <w:trPr>
+          <w:cantSplit/>
+        </w:trPr>
+        <w:tc>
+          <w:tcPr>
+            <w:shd w:val="clear" w:color="auto" w:fill="F2F2F2"/>
+            <w:vAlign w:val="center"/>
+            <w:tcW w:type="dxa" w:w="510"/>
+          </w:tcPr>
+          <w:p>
+            <w:pPr>
+              <w:spacing w:before="20" w:after="20"/>
+              <w:jc w:val="center"/>
+            </w:pPr>
+            <w:r/>
+            <w:r>
+              <w:rPr>
+                <w:rFonts w:ascii="Calibri" w:hAnsi="Calibri"/>
+                <w:b w:val="0"/>
+                <w:i w:val="0"/>
+                <w:color w:val="000000"/>
+                <w:sz w:val="18"/>
+              </w:rPr>
+              <w:t>10</w:t>
+            </w:r>
+          </w:p>
+        </w:tc>
+        <w:tc>
+          <w:tcPr>
+            <w:shd w:val="clear" w:color="auto" w:fill="F7FAFC"/>
+            <w:vAlign w:val="center"/>
+            <w:tcW w:type="dxa" w:w="3312"/>
+          </w:tcPr>
+          <w:p>
+            <w:pPr>
+              <w:spacing w:before="20" w:after="20"/>
+              <w:jc w:val="center"/>
+            </w:pPr>
+            <w:r/>
+            <w:r>
+              <w:rPr>
+                <w:rFonts w:ascii="Calibri" w:hAnsi="Calibri"/>
+                <w:b w:val="0"/>
+                <w:i w:val="0"/>
+                <w:color w:val="000000"/>
+                <w:sz w:val="18"/>
+              </w:rPr>
+              <w:t>Регулаторно (без потврда од МВР)</w:t>
+            </w:r>
+            <w:r>
+              <w:rPr>
+                <w:rFonts w:ascii="Calibri" w:hAnsi="Calibri"/>
+                <w:b w:val="0"/>
+                <w:i w:val="0"/>
+                <w:color w:val="000000"/>
+                <w:sz w:val="14"/>
+              </w:rPr>
+              <w:t xml:space="preserve"> | </w:t>
+            </w:r>
+            <w:r>
+              <w:rPr>
+                <w:rFonts w:ascii="Calibri" w:hAnsi="Calibri"/>
+                <w:b w:val="0"/>
+                <w:i/>
+                <w:color w:val="000000"/>
+                <w:sz w:val="14"/>
+              </w:rPr>
+              <w:t>Regulatory (no MoIA confirmation)</w:t>
+            </w:r>
+          </w:p>
+        </w:tc>
+        <w:tc>
+          <w:tcPr>
+            <w:shd w:val="clear" w:color="auto" w:fill="F7FAFC"/>
+            <w:vAlign w:val="center"/>
+            <w:tcW w:type="dxa" w:w="510"/>
+          </w:tcPr>
+          <w:p>
+            <w:pPr>
+              <w:spacing w:before="20" w:after="20"/>
+              <w:jc w:val="center"/>
+            </w:pPr>
+            <w:r/>
+          </w:p>
+        </w:tc>
+        <w:tc>
+          <w:tcPr>
+            <w:shd w:val="clear" w:color="auto" w:fill="F7FAFC"/>
+            <w:vAlign w:val="center"/>
+            <w:tcW w:type="dxa" w:w="510"/>
+          </w:tcPr>
+          <w:p>
+            <w:pPr>
+              <w:spacing w:before="20" w:after="20"/>
+              <w:jc w:val="center"/>
+            </w:pPr>
+            <w:r/>
+          </w:p>
+        </w:tc>
+        <w:tc>
+          <w:tcPr>
+            <w:shd w:val="clear" w:color="auto" w:fill="F7FAFC"/>
+            <w:vAlign w:val="center"/>
+            <w:tcW w:type="dxa" w:w="1107"/>
+          </w:tcPr>
+          <w:p>
+            <w:pPr>
+              <w:spacing w:before="20" w:after="20"/>
+              <w:jc w:val="center"/>
+            </w:pPr>
+            <w:r/>
+          </w:p>
+        </w:tc>
+        <w:tc>
+          <w:tcPr>
+            <w:shd w:val="clear" w:color="auto" w:fill="F7FAFC"/>
+            <w:vAlign w:val="center"/>
+            <w:tcW w:type="dxa" w:w="3312"/>
+          </w:tcPr>
+          <w:p>
+            <w:pPr>
+              <w:spacing w:before="20" w:after="20"/>
+              <w:jc w:val="center"/>
+            </w:pPr>
+            <w:r/>
+            <w:r>
+              <w:rPr>
+                <w:rFonts w:ascii="Calibri" w:hAnsi="Calibri"/>
+                <w:b w:val="0"/>
+                <w:i w:val="0"/>
+                <w:color w:val="000000"/>
+                <w:sz w:val="18"/>
+              </w:rPr>
+              <w:t>чек-листа A05: блокира отпрема</w:t>
+            </w:r>
+            <w:r>
+              <w:rPr>
+                <w:rFonts w:ascii="Calibri" w:hAnsi="Calibri"/>
+                <w:b w:val="0"/>
+                <w:i w:val="0"/>
+                <w:color w:val="000000"/>
+                <w:sz w:val="14"/>
+              </w:rPr>
+              <w:t xml:space="preserve"> | </w:t>
+            </w:r>
+            <w:r>
+              <w:rPr>
+                <w:rFonts w:ascii="Calibri" w:hAnsi="Calibri"/>
+                <w:b w:val="0"/>
+                <w:i/>
+                <w:color w:val="000000"/>
+                <w:sz w:val="14"/>
+              </w:rPr>
+              <w:t>checklist A05 blocks dispatch</w:t>
+            </w:r>
+          </w:p>
+        </w:tc>
+        <w:tc>
+          <w:tcPr>
+            <w:shd w:val="clear" w:color="auto" w:fill="F7FAFC"/>
+            <w:vAlign w:val="center"/>
+            <w:tcW w:type="dxa" w:w="1204"/>
+          </w:tcPr>
+          <w:p>
+            <w:pPr>
+              <w:spacing w:before="20" w:after="20"/>
+              <w:jc w:val="center"/>
+            </w:pPr>
+            <w:r/>
+          </w:p>
+        </w:tc>
+      </w:tr>
+      <w:tr>
+        <w:trPr>
+          <w:cantSplit/>
+        </w:trPr>
+        <w:tc>
+          <w:tcPr>
+            <w:shd w:val="clear" w:color="auto" w:fill="F2F2F2"/>
+            <w:vAlign w:val="center"/>
+            <w:tcW w:type="dxa" w:w="510"/>
+          </w:tcPr>
+          <w:p>
+            <w:pPr>
+              <w:spacing w:before="20" w:after="20"/>
+              <w:jc w:val="center"/>
+            </w:pPr>
+            <w:r/>
+            <w:r>
+              <w:rPr>
+                <w:rFonts w:ascii="Calibri" w:hAnsi="Calibri"/>
+                <w:b w:val="0"/>
+                <w:i w:val="0"/>
+                <w:color w:val="000000"/>
+                <w:sz w:val="18"/>
+              </w:rPr>
+              <w:t>11</w:t>
             </w:r>
           </w:p>
         </w:tc>
@@ -4022,6 +5050,70 @@
                 <w:sz w:val="16"/>
               </w:rPr>
               <w:t>Route description (roads, key points)</w:t>
+            </w:r>
+          </w:p>
+        </w:tc>
+        <w:tc>
+          <w:tcPr>
+            <w:vAlign w:val="center"/>
+            <w:tcW w:type="dxa" w:w="6790"/>
+          </w:tcPr>
+          <w:p>
+            <w:pPr>
+              <w:keepNext/>
+              <w:spacing w:before="20" w:after="20"/>
+              <w:jc w:val="center"/>
+            </w:pPr>
+            <w:r/>
+          </w:p>
+        </w:tc>
+      </w:tr>
+      <w:tr>
+        <w:trPr>
+          <w:cantSplit/>
+        </w:trPr>
+        <w:tc>
+          <w:tcPr>
+            <w:shd w:val="clear" w:color="auto" w:fill="F2F2F2"/>
+            <w:vAlign w:val="center"/>
+            <w:tcW w:type="dxa" w:w="3676"/>
+          </w:tcPr>
+          <w:p>
+            <w:pPr>
+              <w:keepNext/>
+              <w:spacing w:before="20" w:after="20"/>
+              <w:jc w:val="left"/>
+            </w:pPr>
+            <w:r/>
+            <w:r>
+              <w:rPr>
+                <w:rFonts w:ascii="Calibri" w:hAnsi="Calibri"/>
+                <w:b/>
+                <w:i w:val="0"/>
+                <w:color w:val="000000"/>
+                <w:sz w:val="20"/>
+              </w:rPr>
+              <w:t>Место и време на почеток на придружувањето</w:t>
+            </w:r>
+            <w:r>
+              <w:rPr>
+                <w:rFonts w:ascii="Calibri" w:hAnsi="Calibri"/>
+                <w:b w:val="0"/>
+                <w:i w:val="0"/>
+                <w:color w:val="000000"/>
+                <w:sz w:val="16"/>
+              </w:rPr>
+              <w:t xml:space="preserve"> | </w:t>
+            </w:r>
+            <w:r>
+              <w:rPr>
+                <w:rFonts w:ascii="Calibri" w:hAnsi="Calibri"/>
+                <w:b w:val="0"/>
+                <w:i w:val="0"/>
+                <w:color w:val="000000"/>
+                <w:sz w:val="16"/>
+              </w:rPr>
+              <w:t>Place and time the escort starts</w:t>
             </w:r>
           </w:p>
         </w:tc>

--- a/deliverables/inland_transport_2026-10/docx/WHSOP_003_A01.docx
+++ b/deliverables/inland_transport_2026-10/docx/WHSOP_003_A01.docx
@@ -883,8 +883,10 @@
         </w:tblBorders>
       </w:tblPr>
       <w:tblGrid>
+        <w:gridCol w:w="1564"/>
+        <w:gridCol w:w="2806"/>
         <w:gridCol w:w="3288"/>
-        <w:gridCol w:w="7178"/>
+        <w:gridCol w:w="2806"/>
       </w:tblGrid>
       <w:tr>
         <w:trPr>
@@ -894,6 +896,65 @@
           <w:tcPr>
             <w:shd w:val="clear" w:color="auto" w:fill="F2F2F2"/>
             <w:vAlign w:val="center"/>
+            <w:tcW w:type="pct" w:w="747"/>
+          </w:tcPr>
+          <w:p>
+            <w:pPr>
+              <w:keepNext/>
+              <w:spacing w:before="20" w:after="20"/>
+              <w:jc w:val="left"/>
+            </w:pPr>
+            <w:r/>
+            <w:r>
+              <w:rPr>
+                <w:rFonts w:ascii="Calibri" w:hAnsi="Calibri"/>
+                <w:b/>
+                <w:i w:val="0"/>
+                <w:color w:val="000000"/>
+                <w:sz w:val="20"/>
+              </w:rPr>
+              <w:t>Превозник</w:t>
+            </w:r>
+            <w:r>
+              <w:rPr>
+                <w:rFonts w:ascii="Calibri" w:hAnsi="Calibri"/>
+                <w:b w:val="0"/>
+                <w:i w:val="0"/>
+                <w:color w:val="000000"/>
+                <w:sz w:val="16"/>
+              </w:rPr>
+              <w:t xml:space="preserve"> | </w:t>
+            </w:r>
+            <w:r>
+              <w:rPr>
+                <w:rFonts w:ascii="Calibri" w:hAnsi="Calibri"/>
+                <w:b w:val="0"/>
+                <w:i w:val="0"/>
+                <w:color w:val="000000"/>
+                <w:sz w:val="16"/>
+              </w:rPr>
+              <w:t>Carrier</w:t>
+            </w:r>
+          </w:p>
+        </w:tc>
+        <w:tc>
+          <w:tcPr>
+            <w:vAlign w:val="center"/>
+            <w:tcW w:type="pct" w:w="1340"/>
+          </w:tcPr>
+          <w:p>
+            <w:pPr>
+              <w:keepNext/>
+              <w:spacing w:before="20" w:after="20"/>
+              <w:jc w:val="center"/>
+            </w:pPr>
+            <w:r/>
+          </w:p>
+        </w:tc>
+        <w:tc>
+          <w:tcPr>
+            <w:shd w:val="clear" w:color="auto" w:fill="F2F2F2"/>
+            <w:vAlign w:val="center"/>
             <w:tcW w:type="pct" w:w="1570"/>
           </w:tcPr>
           <w:p>
@@ -938,7 +999,7 @@
         <w:tc>
           <w:tcPr>
             <w:vAlign w:val="center"/>
-            <w:tcW w:type="pct" w:w="3429"/>
+            <w:tcW w:type="pct" w:w="1340"/>
           </w:tcPr>
           <w:p>
             <w:pPr>
@@ -983,6 +1044,7 @@
           </w:tcPr>
           <w:p>
             <w:pPr>
+              <w:keepNext/>
               <w:spacing w:before="20" w:after="20"/>
               <w:jc w:val="left"/>
             </w:pPr>
@@ -995,7 +1057,7 @@
                 <w:color w:val="000000"/>
                 <w:sz w:val="20"/>
               </w:rPr>
-              <w:t>Активна контрола на температура</w:t>
+              <w:t>Контрола на температура</w:t>
             </w:r>
             <w:r>
               <w:rPr>
@@ -1015,7 +1077,121 @@
                 <w:color w:val="000000"/>
                 <w:sz w:val="16"/>
               </w:rPr>
-              <w:t>Active temperature control</w:t>
+              <w:t>Temperature control</w:t>
+            </w:r>
+          </w:p>
+        </w:tc>
+        <w:tc>
+          <w:tcPr>
+            <w:vAlign w:val="center"/>
+            <w:tcW w:type="pct" w:w="3429"/>
+          </w:tcPr>
+          <w:p>
+            <w:pPr>
+              <w:keepNext/>
+              <w:spacing w:before="20" w:after="20"/>
+              <w:jc w:val="center"/>
+            </w:pPr>
+            <w:r/>
+            <w:r>
+              <w:rPr>
+                <w:rFonts w:ascii="Calibri" w:hAnsi="Calibri"/>
+                <w:b w:val="0"/>
+                <w:i w:val="0"/>
+                <w:color w:val="000000"/>
+                <w:sz w:val="20"/>
+              </w:rPr>
+              <w:t>☐ Активна</w:t>
+            </w:r>
+            <w:r>
+              <w:rPr>
+                <w:rFonts w:ascii="Calibri" w:hAnsi="Calibri"/>
+                <w:b w:val="0"/>
+                <w:i w:val="0"/>
+                <w:color w:val="000000"/>
+                <w:sz w:val="16"/>
+              </w:rPr>
+              <w:t xml:space="preserve"> | </w:t>
+            </w:r>
+            <w:r>
+              <w:rPr>
+                <w:rFonts w:ascii="Calibri" w:hAnsi="Calibri"/>
+                <w:b w:val="0"/>
+                <w:i/>
+                <w:color w:val="000000"/>
+                <w:sz w:val="16"/>
+              </w:rPr>
+              <w:t>Active   ☐ Пасивна (термо-ќебе) | Passive (thermal blanket)</w:t>
+            </w:r>
+          </w:p>
+        </w:tc>
+      </w:tr>
+    </w:tbl>
+    <w:tbl>
+      <w:tblPr>
+        <w:jc w:val="center"/>
+        <w:tblLook w:firstColumn="1" w:firstRow="1" w:lastColumn="0" w:lastRow="0" w:noHBand="0" w:noVBand="1" w:val="04A0"/>
+        <w:tblLayout w:type="fixed"/>
+        <w:tblW w:type="pct" w:w="5000"/>
+        <w:tblInd w:type="dxa" w:w="0"/>
+        <w:tblBorders>
+          <w:top w:val="single" w:sz="4" w:space="0" w:color="2B547E"/>
+          <w:left w:val="single" w:sz="4" w:space="0" w:color="2B547E"/>
+          <w:bottom w:val="single" w:sz="4" w:space="0" w:color="2B547E"/>
+          <w:right w:val="single" w:sz="4" w:space="0" w:color="2B547E"/>
+          <w:insideH w:val="single" w:sz="4" w:space="0" w:color="2B547E"/>
+          <w:insideV w:val="single" w:sz="4" w:space="0" w:color="2B547E"/>
+        </w:tblBorders>
+      </w:tblPr>
+      <w:tblGrid>
+        <w:gridCol w:w="3288"/>
+        <w:gridCol w:w="7178"/>
+      </w:tblGrid>
+      <w:tr>
+        <w:trPr>
+          <w:cantSplit/>
+        </w:trPr>
+        <w:tc>
+          <w:tcPr>
+            <w:shd w:val="clear" w:color="auto" w:fill="F2F2F2"/>
+            <w:vAlign w:val="center"/>
+            <w:tcW w:type="pct" w:w="1570"/>
+          </w:tcPr>
+          <w:p>
+            <w:pPr>
+              <w:spacing w:before="20" w:after="20"/>
+              <w:jc w:val="left"/>
+            </w:pPr>
+            <w:r/>
+            <w:r>
+              <w:rPr>
+                <w:rFonts w:ascii="Calibri" w:hAnsi="Calibri"/>
+                <w:b/>
+                <w:i w:val="0"/>
+                <w:color w:val="000000"/>
+                <w:sz w:val="20"/>
+              </w:rPr>
+              <w:t>Придружник на Пјурли Плант</w:t>
+            </w:r>
+            <w:r>
+              <w:rPr>
+                <w:rFonts w:ascii="Calibri" w:hAnsi="Calibri"/>
+                <w:b w:val="0"/>
+                <w:i w:val="0"/>
+                <w:color w:val="000000"/>
+                <w:sz w:val="16"/>
+              </w:rPr>
+              <w:t xml:space="preserve"> | </w:t>
+            </w:r>
+            <w:r>
+              <w:rPr>
+                <w:rFonts w:ascii="Calibri" w:hAnsi="Calibri"/>
+                <w:b w:val="0"/>
+                <w:i w:val="0"/>
+                <w:color w:val="000000"/>
+                <w:sz w:val="16"/>
+              </w:rPr>
+              <w:t>Purely Plant accompanying person</w:t>
             </w:r>
           </w:p>
         </w:tc>
@@ -3211,7 +3387,7 @@
                 <w:color w:val="000000"/>
                 <w:sz w:val="18"/>
               </w:rPr>
-              <w:t>полициско придружување, две лица, неозначено возило</w:t>
+              <w:t>полициско придружување, квалификуван превозник, неозначено возило</w:t>
             </w:r>
             <w:r>
               <w:rPr>
@@ -3231,7 +3407,7 @@
                 <w:color w:val="000000"/>
                 <w:sz w:val="14"/>
               </w:rPr>
-              <w:t>police escort, two persons, unmarked vehicle</w:t>
+              <w:t>police escort, qualified carrier, unmarked vehicle</w:t>
             </w:r>
           </w:p>
         </w:tc>

--- a/deliverables/inland_transport_2026-10/docx/WHSOP_003_A01.docx
+++ b/deliverables/inland_transport_2026-10/docx/WHSOP_003_A01.docx
@@ -1242,7 +1242,7 @@
     </w:tbl>
     <w:p>
       <w:pPr>
-        <w:keepNext/>
+        <w:keepNext w:val="0"/>
         <w:spacing w:before="0" w:after="0" w:lineRule="exact" w:line="240"/>
       </w:pPr>
     </w:p>
@@ -1741,7 +1741,7 @@
     </w:tbl>
     <w:p>
       <w:pPr>
-        <w:keepNext/>
+        <w:keepNext w:val="0"/>
         <w:spacing w:before="0" w:after="0" w:lineRule="exact" w:line="120"/>
       </w:pPr>
     </w:p>
@@ -2452,7 +2452,7 @@
     </w:tbl>
     <w:p>
       <w:pPr>
-        <w:keepNext/>
+        <w:keepNext w:val="0"/>
         <w:spacing w:before="0" w:after="0" w:lineRule="exact" w:line="120"/>
       </w:pPr>
     </w:p>
@@ -2746,7 +2746,7 @@
     </w:tbl>
     <w:p>
       <w:pPr>
-        <w:keepNext/>
+        <w:keepNext w:val="0"/>
         <w:spacing w:before="0" w:after="0" w:lineRule="exact" w:line="120"/>
       </w:pPr>
     </w:p>
@@ -2835,7 +2835,7 @@
     </w:tbl>
     <w:p>
       <w:pPr>
-        <w:keepNext/>
+        <w:keepNext w:val="0"/>
         <w:spacing w:before="0" w:after="0" w:lineRule="exact" w:line="240"/>
       </w:pPr>
     </w:p>
@@ -5106,7 +5106,7 @@
     </w:tbl>
     <w:p>
       <w:pPr>
-        <w:keepNext/>
+        <w:keepNext w:val="0"/>
         <w:spacing w:before="0" w:after="0" w:lineRule="exact" w:line="240"/>
       </w:pPr>
     </w:p>
@@ -5524,7 +5524,7 @@
     </w:tbl>
     <w:p>
       <w:pPr>
-        <w:keepNext/>
+        <w:keepNext w:val="0"/>
         <w:spacing w:before="0" w:after="0" w:lineRule="exact" w:line="240"/>
       </w:pPr>
     </w:p>
@@ -5870,7 +5870,7 @@
     </w:tbl>
     <w:p>
       <w:pPr>
-        <w:keepNext/>
+        <w:keepNext w:val="0"/>
         <w:spacing w:before="0" w:after="0" w:lineRule="exact" w:line="120"/>
       </w:pPr>
     </w:p>

--- a/deliverables/inland_transport_2026-10/docx/WHSOP_003_A01.docx
+++ b/deliverables/inland_transport_2026-10/docx/WHSOP_003_A01.docx
@@ -180,7 +180,6 @@
           </w:tcPr>
           <w:p>
             <w:pPr>
-              <w:keepNext/>
               <w:spacing w:before="20" w:after="20"/>
               <w:jc w:val="left"/>
             </w:pPr>
@@ -204,7 +203,6 @@
           </w:tcPr>
           <w:p>
             <w:pPr>
-              <w:keepNext/>
               <w:spacing w:before="20" w:after="20"/>
               <w:jc w:val="center"/>
             </w:pPr>
@@ -229,7 +227,6 @@
           </w:tcPr>
           <w:p>
             <w:pPr>
-              <w:keepNext/>
               <w:spacing w:before="20" w:after="20"/>
               <w:jc w:val="left"/>
             </w:pPr>
@@ -273,7 +270,6 @@
           </w:tcPr>
           <w:p>
             <w:pPr>
-              <w:keepNext/>
               <w:spacing w:before="20" w:after="20"/>
               <w:jc w:val="center"/>
             </w:pPr>
@@ -316,7 +312,6 @@
           </w:tcPr>
           <w:p>
             <w:pPr>
-              <w:keepNext/>
               <w:spacing w:before="20" w:after="20"/>
               <w:jc w:val="left"/>
             </w:pPr>
@@ -360,7 +355,6 @@
           </w:tcPr>
           <w:p>
             <w:pPr>
-              <w:keepNext/>
               <w:spacing w:before="20" w:after="20"/>
               <w:jc w:val="center"/>
             </w:pPr>
@@ -375,7 +369,6 @@
           </w:tcPr>
           <w:p>
             <w:pPr>
-              <w:keepNext/>
               <w:spacing w:before="20" w:after="20"/>
               <w:jc w:val="left"/>
             </w:pPr>
@@ -419,7 +412,6 @@
           </w:tcPr>
           <w:p>
             <w:pPr>
-              <w:keepNext/>
               <w:spacing w:before="20" w:after="20"/>
               <w:jc w:val="center"/>
             </w:pPr>
@@ -462,7 +454,6 @@
           </w:tcPr>
           <w:p>
             <w:pPr>
-              <w:keepNext/>
               <w:spacing w:before="20" w:after="20"/>
               <w:jc w:val="left"/>
             </w:pPr>
@@ -506,7 +497,6 @@
           </w:tcPr>
           <w:p>
             <w:pPr>
-              <w:keepNext/>
               <w:spacing w:before="20" w:after="20"/>
               <w:jc w:val="center"/>
             </w:pPr>
@@ -521,7 +511,6 @@
           </w:tcPr>
           <w:p>
             <w:pPr>
-              <w:keepNext/>
               <w:spacing w:before="20" w:after="20"/>
               <w:jc w:val="left"/>
             </w:pPr>
@@ -565,7 +554,6 @@
           </w:tcPr>
           <w:p>
             <w:pPr>
-              <w:keepNext/>
               <w:spacing w:before="20" w:after="20"/>
               <w:jc w:val="center"/>
             </w:pPr>
@@ -608,7 +596,6 @@
           </w:tcPr>
           <w:p>
             <w:pPr>
-              <w:keepNext/>
               <w:spacing w:before="20" w:after="20"/>
               <w:jc w:val="left"/>
             </w:pPr>
@@ -652,7 +639,6 @@
           </w:tcPr>
           <w:p>
             <w:pPr>
-              <w:keepNext/>
               <w:spacing w:before="20" w:after="20"/>
               <w:jc w:val="center"/>
             </w:pPr>
@@ -667,7 +653,6 @@
           </w:tcPr>
           <w:p>
             <w:pPr>
-              <w:keepNext/>
               <w:spacing w:before="20" w:after="20"/>
               <w:jc w:val="left"/>
             </w:pPr>
@@ -711,7 +696,6 @@
           </w:tcPr>
           <w:p>
             <w:pPr>
-              <w:keepNext/>
               <w:spacing w:before="20" w:after="20"/>
               <w:jc w:val="center"/>
             </w:pPr>
@@ -754,7 +738,6 @@
           </w:tcPr>
           <w:p>
             <w:pPr>
-              <w:keepNext/>
               <w:spacing w:before="20" w:after="20"/>
               <w:jc w:val="left"/>
             </w:pPr>
@@ -798,7 +781,6 @@
           </w:tcPr>
           <w:p>
             <w:pPr>
-              <w:keepNext/>
               <w:spacing w:before="20" w:after="20"/>
               <w:jc w:val="center"/>
             </w:pPr>
@@ -813,7 +795,6 @@
           </w:tcPr>
           <w:p>
             <w:pPr>
-              <w:keepNext/>
               <w:spacing w:before="20" w:after="20"/>
               <w:jc w:val="left"/>
             </w:pPr>
@@ -857,7 +838,6 @@
           </w:tcPr>
           <w:p>
             <w:pPr>
-              <w:keepNext/>
               <w:spacing w:before="20" w:after="20"/>
               <w:jc w:val="center"/>
             </w:pPr>
@@ -900,7 +880,6 @@
           </w:tcPr>
           <w:p>
             <w:pPr>
-              <w:keepNext/>
               <w:spacing w:before="20" w:after="20"/>
               <w:jc w:val="left"/>
             </w:pPr>
@@ -944,7 +923,6 @@
           </w:tcPr>
           <w:p>
             <w:pPr>
-              <w:keepNext/>
               <w:spacing w:before="20" w:after="20"/>
               <w:jc w:val="center"/>
             </w:pPr>
@@ -959,7 +937,6 @@
           </w:tcPr>
           <w:p>
             <w:pPr>
-              <w:keepNext/>
               <w:spacing w:before="20" w:after="20"/>
               <w:jc w:val="left"/>
             </w:pPr>
@@ -1003,7 +980,6 @@
           </w:tcPr>
           <w:p>
             <w:pPr>
-              <w:keepNext/>
               <w:spacing w:before="20" w:after="20"/>
               <w:jc w:val="center"/>
             </w:pPr>
@@ -1044,7 +1020,6 @@
           </w:tcPr>
           <w:p>
             <w:pPr>
-              <w:keepNext/>
               <w:spacing w:before="20" w:after="20"/>
               <w:jc w:val="left"/>
             </w:pPr>
@@ -1088,7 +1063,6 @@
           </w:tcPr>
           <w:p>
             <w:pPr>
-              <w:keepNext/>
               <w:spacing w:before="20" w:after="20"/>
               <w:jc w:val="center"/>
             </w:pPr>
